--- a/downloads/student/ai-4-week-23.docx
+++ b/downloads/student/ai-4-week-23.docx
@@ -1715,6 +1715,16 @@
     <w:p>
       <w:r>
         <w:t>A hold-out can still be unrepresentative, too small or badly labelled; separation alone does not guarantee reliable estimates.</w:t>
+      </w:r>
+    </w:p>
+    <w:p>
+      <w:r>
+        <w:t>Read the labelled picture: What is needed for an honest final claim about the revised version? Point to the relevant step in the picture, then write the changed result and the rule or evidence that supports it.</w:t>
+      </w:r>
+    </w:p>
+    <w:p>
+      <w:r>
+        <w:t>Change one thing: The team changes a threshold after inspecting the false negatives. Predict the result before checking the explanation. What remains the same?</w:t>
       </w:r>
     </w:p>
     <w:p>
@@ -3548,6 +3558,187 @@
     <w:p>
       <w:r>
         <w:t>Attempt the independent case before hints. Record whether you worked alone, used a hint or followed a model. After feedback, fix the first unsupported step and explain why it changed. A later check uses a changed case, not a copied answer.</w:t>
+      </w:r>
+    </w:p>
+    <w:p>
+      <w:pPr>
+        <w:pStyle w:val="Heading1"/>
+      </w:pPr>
+      <w:r>
+        <w:t>15. Your lesson route</w:t>
+      </w:r>
+    </w:p>
+    <w:p>
+      <w:r>
+        <w:t>Start with this question: Open the final hold-out only after recording the frozen model choice.</w:t>
+      </w:r>
+    </w:p>
+    <w:tbl>
+      <w:tblPr>
+        <w:tblStyle w:val="LightShading-Accent1"/>
+        <w:tblW w:type="auto" w:w="0"/>
+        <w:tblLook w:firstColumn="1" w:firstRow="1" w:lastColumn="0" w:lastRow="0" w:noHBand="0" w:noVBand="1" w:val="04A0"/>
+      </w:tblPr>
+      <w:tblGrid>
+        <w:gridCol w:w="5112"/>
+        <w:gridCol w:w="5112"/>
+      </w:tblGrid>
+      <w:tr>
+        <w:trPr>
+          <w:tblHeader/>
+        </w:trPr>
+        <w:tc>
+          <w:tcPr>
+            <w:tcW w:type="dxa" w:w="5112"/>
+          </w:tcPr>
+          <w:p>
+            <w:r>
+              <w:t>By the end, I can</w:t>
+            </w:r>
+          </w:p>
+        </w:tc>
+        <w:tc>
+          <w:tcPr>
+            <w:tcW w:type="dxa" w:w="5112"/>
+          </w:tcPr>
+          <w:p>
+            <w:r>
+              <w:t>How I will show it</w:t>
+            </w:r>
+          </w:p>
+        </w:tc>
+      </w:tr>
+      <w:tr>
+        <w:tc>
+          <w:tcPr>
+            <w:tcW w:type="dxa" w:w="5112"/>
+          </w:tcPr>
+          <w:p>
+            <w:r>
+              <w:t>Freeze the full evaluation procedure before testing</w:t>
+            </w:r>
+          </w:p>
+        </w:tc>
+        <w:tc>
+          <w:tcPr>
+            <w:tcW w:type="dxa" w:w="5112"/>
+          </w:tcPr>
+          <w:p>
+            <w:r>
+              <w:t>Explain the deciding step, show a trace or test, and state one limit.</w:t>
+            </w:r>
+          </w:p>
+        </w:tc>
+      </w:tr>
+      <w:tr>
+        <w:tc>
+          <w:tcPr>
+            <w:tcW w:type="dxa" w:w="5112"/>
+          </w:tcPr>
+          <w:p>
+            <w:r>
+              <w:t>Report a held-out result with counts and limitations</w:t>
+            </w:r>
+          </w:p>
+        </w:tc>
+        <w:tc>
+          <w:tcPr>
+            <w:tcW w:type="dxa" w:w="5112"/>
+          </w:tcPr>
+          <w:p>
+            <w:r>
+              <w:t>Explain the deciding step, show a trace or test, and state one limit.</w:t>
+            </w:r>
+          </w:p>
+        </w:tc>
+      </w:tr>
+      <w:tr>
+        <w:tc>
+          <w:tcPr>
+            <w:tcW w:type="dxa" w:w="5112"/>
+          </w:tcPr>
+          <w:p>
+            <w:r>
+              <w:t>Recognize when test feedback has become development</w:t>
+            </w:r>
+          </w:p>
+        </w:tc>
+        <w:tc>
+          <w:tcPr>
+            <w:tcW w:type="dxa" w:w="5112"/>
+          </w:tcPr>
+          <w:p>
+            <w:r>
+              <w:t>Explain the deciding step, show a trace or test, and state one limit.</w:t>
+            </w:r>
+          </w:p>
+        </w:tc>
+      </w:tr>
+    </w:tbl>
+    <w:p>
+      <w:r>
+        <w:t>Remember → watch and explain → try with help → investigate → try independently → keep project evidence. Your teacher may spread this lesson across several classes.</w:t>
+      </w:r>
+    </w:p>
+    <w:p>
+      <w:r>
+        <w:t>Keep your first prediction. Compare it with what the evidence shows and explain any change.</w:t>
+      </w:r>
+    </w:p>
+    <w:p>
+      <w:pPr>
+        <w:pStyle w:val="Heading1"/>
+      </w:pPr>
+      <w:r>
+        <w:t>16. Finish and return</w:t>
+      </w:r>
+    </w:p>
+    <w:p>
+      <w:r>
+        <w:t>Close your notes. Explain this goal in your own words: Freeze the full evaluation procedure before testing</w:t>
+      </w:r>
+    </w:p>
+    <w:p>
+      <w:pPr>
+        <w:pStyle w:val="Heading3"/>
+      </w:pPr>
+      <w:r>
+        <w:t>My deciding step, evidence and one remaining question</w:t>
+      </w:r>
+    </w:p>
+    <w:p>
+      <w:r>
+        <w:t>________________________________________________________________</w:t>
+      </w:r>
+    </w:p>
+    <w:p>
+      <w:r>
+        <w:t>________________________________________________________________</w:t>
+      </w:r>
+    </w:p>
+    <w:p>
+      <w:r>
+        <w:t>________________________________________________________________</w:t>
+      </w:r>
+    </w:p>
+    <w:p>
+      <w:r>
+        <w:t>________________________________________________________________</w:t>
+      </w:r>
+    </w:p>
+    <w:p>
+      <w:r>
+        <w:t>________________________________________________________________</w:t>
+      </w:r>
+    </w:p>
+    <w:p>
+      <w:r>
+        <w:t>If you are unsure, return to the worked picture and explain one arrow. If you are ready, change an input or assumption and justify your prediction.</w:t>
+      </w:r>
+    </w:p>
+    <w:p>
+      <w:r>
+        <w:t>Save your workbook evidence. At the next review, try a different case before opening your old answer.</w:t>
       </w:r>
     </w:p>
     <w:sectPr>

--- a/downloads/student/ai-4-week-23.docx
+++ b/downloads/student/ai-4-week-23.docx
@@ -3739,6 +3739,202 @@
     <w:p>
       <w:r>
         <w:t>Save your workbook evidence. At the next review, try a different case before opening your old answer.</w:t>
+      </w:r>
+    </w:p>
+    <w:p>
+      <w:pPr>
+        <w:pStyle w:val="Heading1"/>
+      </w:pPr>
+      <w:r>
+        <w:t>17. Supported practice, repair and portfolio</w:t>
+      </w:r>
+    </w:p>
+    <w:p>
+      <w:r>
+        <w:t>Use this supported practice once, in the browser or on paper. Keep the reserved independent assessment for a separate first attempt before teacher feedback.</w:t>
+      </w:r>
+    </w:p>
+    <w:p>
+      <w:r>
+        <w:t>Open the final hold-out only after recording the frozen model choice.</w:t>
+      </w:r>
+    </w:p>
+    <w:p>
+      <w:pPr>
+        <w:pStyle w:val="Heading3"/>
+      </w:pPr>
+      <w:r>
+        <w:t>Practice 1: explain the deciding evidence</w:t>
+      </w:r>
+    </w:p>
+    <w:p>
+      <w:r>
+        <w:t>Which labelled step matches this detail? Report these twelve held-out cases and their collection conditions; preserve all three error records.</w:t>
+      </w:r>
+    </w:p>
+    <w:p>
+      <w:r>
+        <w:t>1. Record freeze</w:t>
+      </w:r>
+    </w:p>
+    <w:p>
+      <w:r>
+        <w:t>2. Bound claim</w:t>
+      </w:r>
+    </w:p>
+    <w:p>
+      <w:r>
+        <w:t>3. Calculate metrics</w:t>
+      </w:r>
+    </w:p>
+    <w:p>
+      <w:pPr>
+        <w:pStyle w:val="Heading3"/>
+      </w:pPr>
+      <w:r>
+        <w:t>My selected conclusion, deciding fact and explanation</w:t>
+      </w:r>
+    </w:p>
+    <w:p>
+      <w:r>
+        <w:t>________________________________________________________________</w:t>
+      </w:r>
+    </w:p>
+    <w:p>
+      <w:r>
+        <w:t>________________________________________________________________</w:t>
+      </w:r>
+    </w:p>
+    <w:p>
+      <w:r>
+        <w:t>________________________________________________________________</w:t>
+      </w:r>
+    </w:p>
+    <w:p>
+      <w:r>
+        <w:t>________________________________________________________________</w:t>
+      </w:r>
+    </w:p>
+    <w:p>
+      <w:r>
+        <w:t>________________________________________________________________</w:t>
+      </w:r>
+    </w:p>
+    <w:p>
+      <w:r>
+        <w:t>Hint if needed: Read the steps in the pictorial case. Match the supplied detail to the stage that performs or records it.</w:t>
+      </w:r>
+    </w:p>
+    <w:p>
+      <w:r>
+        <w:t>After your attempt, compare with the supported explanation: Bound claim Report these twelve held-out cases and their collection conditions; preserve all three error records. Read the picture in order. Report these twelve held-out cases and their collection conditions; preserve all three error records. The arrows show which recorded input or intermediate result each decision uses. Explain the deciding step aloud before checking the changed case; pointing to the final answer alone does not show how it follows.</w:t>
+      </w:r>
+    </w:p>
+    <w:p>
+      <w:pPr>
+        <w:pStyle w:val="Heading3"/>
+      </w:pPr>
+      <w:r>
+        <w:t>Practice 2: explain the deciding evidence</w:t>
+      </w:r>
+    </w:p>
+    <w:p>
+      <w:r>
+        <w:t>Changed-case practice: The team changes a threshold after inspecting the false negatives. Which conclusion is supported by the supplied facts?</w:t>
+      </w:r>
+    </w:p>
+    <w:p>
+      <w:r>
+        <w:t>1. We can decide the result without examining the changed input or the procedure.</w:t>
+      </w:r>
+    </w:p>
+    <w:p>
+      <w:r>
+        <w:t>2. This set is now development evidence for the revised model.</w:t>
+      </w:r>
+    </w:p>
+    <w:p>
+      <w:r>
+        <w:t>3. This one example guarantees correct results for every future input.</w:t>
+      </w:r>
+    </w:p>
+    <w:p>
+      <w:pPr>
+        <w:pStyle w:val="Heading3"/>
+      </w:pPr>
+      <w:r>
+        <w:t>My selected conclusion, deciding fact and explanation</w:t>
+      </w:r>
+    </w:p>
+    <w:p>
+      <w:r>
+        <w:t>________________________________________________________________</w:t>
+      </w:r>
+    </w:p>
+    <w:p>
+      <w:r>
+        <w:t>________________________________________________________________</w:t>
+      </w:r>
+    </w:p>
+    <w:p>
+      <w:r>
+        <w:t>________________________________________________________________</w:t>
+      </w:r>
+    </w:p>
+    <w:p>
+      <w:r>
+        <w:t>________________________________________________________________</w:t>
+      </w:r>
+    </w:p>
+    <w:p>
+      <w:r>
+        <w:t>________________________________________________________________</w:t>
+      </w:r>
+    </w:p>
+    <w:p>
+      <w:r>
+        <w:t>Hint if needed: Use the changed condition and the deciding step in the pictorial trace. The answer must say what follows from those facts.</w:t>
+      </w:r>
+    </w:p>
+    <w:p>
+      <w:r>
+        <w:t>After your attempt, compare with the supported explanation: This set is now development evidence for the revised model. Using final outcomes to change the model breaks the untouched hold-out role.</w:t>
+      </w:r>
+    </w:p>
+    <w:p>
+      <w:pPr>
+        <w:pStyle w:val="Heading3"/>
+      </w:pPr>
+      <w:r>
+        <w:t>Repair a missing building block</w:t>
+      </w:r>
+    </w:p>
+    <w:p>
+      <w:r>
+        <w:t>Review Train a Regression Model (ai-4/22). Goal: Fit a line from a declared training candidate set. Short practice: May day3’s evaluation label choose the candidate line? Point to the relevant step in the picture, then write the changed result and the rule or evidence that supports it.. Return to this week and explain what you changed.</w:t>
+      </w:r>
+    </w:p>
+    <w:p>
+      <w:r>
+        <w:t>Review Mean, Median, and Baselines (ai-4/20). Goal: Fit mean and median constant baselines on training targets. Short practice: Does either original baseline win under evaluation MAE? Point to the relevant step in the picture, then write the changed result and the rule or evidence that supports it.. Return to this week and explain what you changed.</w:t>
+      </w:r>
+    </w:p>
+    <w:p>
+      <w:r>
+        <w:t>Review Precision and Recall (ai-4/17). Goal: Choose the denominator that answers the question. Short practice: Were the original precision and recall denominators the same? Point to the relevant step in the picture, then write the changed result and the rule or evidence that supports it.. Return to this week and explain what you changed.</w:t>
+      </w:r>
+    </w:p>
+    <w:p>
+      <w:pPr>
+        <w:pStyle w:val="Heading3"/>
+      </w:pPr>
+      <w:r>
+        <w:t>Keep your completed work</w:t>
+      </w:r>
+    </w:p>
+    <w:p>
+      <w:r>
+        <w:t>Use Download completed work in the hosted lesson to export your answers, reflections, practice feedback and code-run evidence. Open the HTML copy to read or print it. Drafts stay in this browser when storage is available; clear drafts on a shared device.</w:t>
       </w:r>
     </w:p>
     <w:sectPr>

--- a/downloads/student/ai-4-week-23.docx
+++ b/downloads/student/ai-4-week-23.docx
@@ -42,6 +42,11 @@
       </w:r>
     </w:p>
     <w:p>
+      <w:r>
+        <w:t>Start with the target: Freeze the full evaluation procedure before testing. Try the recall before opening notes.</w:t>
+      </w:r>
+    </w:p>
+    <w:p>
       <w:pPr>
         <w:pStyle w:val="Heading3"/>
       </w:pPr>
@@ -50,17 +55,47 @@
       </w:r>
     </w:p>
     <w:p>
-      <w:r>
-        <w:t>I can freeze the full evaluation procedure before testing.</w:t>
-      </w:r>
-    </w:p>
-    <w:p>
-      <w:r>
+      <w:pPr>
+        <w:spacing w:line="336" w:lineRule="auto" w:after="180"/>
+      </w:pPr>
+      <w:r>
+        <w:rPr>
+          <w:b w:val="0"/>
+        </w:rPr>
+        <w:t xml:space="preserve">I can </w:t>
+      </w:r>
+      <w:r>
+        <w:rPr>
+          <w:b/>
+        </w:rPr>
+        <w:t>freeze</w:t>
+      </w:r>
+      <w:r>
+        <w:rPr>
+          <w:b w:val="0"/>
+        </w:rPr>
+        <w:t xml:space="preserve"> the full evaluation procedure before testing.</w:t>
+      </w:r>
+    </w:p>
+    <w:p>
+      <w:pPr>
+        <w:spacing w:line="336" w:lineRule="auto" w:after="180"/>
+      </w:pPr>
+      <w:r>
+        <w:rPr>
+          <w:b w:val="0"/>
+        </w:rPr>
         <w:t>I can report a held-out result with counts and limitations.</w:t>
       </w:r>
     </w:p>
     <w:p>
-      <w:r>
+      <w:pPr>
+        <w:spacing w:line="336" w:lineRule="auto" w:after="180"/>
+      </w:pPr>
+      <w:r>
+        <w:rPr>
+          <w:b w:val="0"/>
+        </w:rPr>
         <w:t>I can recognize when test feedback has become development.</w:t>
       </w:r>
     </w:p>
@@ -73,33 +108,93 @@
       </w:r>
     </w:p>
     <w:p>
-      <w:r>
+      <w:pPr>
+        <w:spacing w:line="336" w:lineRule="auto" w:after="180"/>
+      </w:pPr>
+      <w:r>
+        <w:rPr>
+          <w:b w:val="0"/>
+        </w:rPr>
         <w:t>Close your notes first. A rough first answer helps us choose the right starting point; it is not a score for your ability.</w:t>
       </w:r>
     </w:p>
     <w:p>
-      <w:r>
+      <w:pPr>
+        <w:spacing w:line="336" w:lineRule="auto" w:after="180"/>
+      </w:pPr>
+      <w:r>
+        <w:rPr>
+          <w:b w:val="0"/>
+        </w:rPr>
         <w:t>Without opening the old lesson, explain one key idea from Train a Regression Model. Give an example and a mistake that the idea helps you avoid.</w:t>
       </w:r>
     </w:p>
     <w:p>
-      <w:r>
+      <w:pPr>
+        <w:spacing w:line="336" w:lineRule="auto" w:after="180"/>
+      </w:pPr>
+      <w:r>
+        <w:rPr>
+          <w:b w:val="0"/>
+        </w:rPr>
         <w:t>Without opening the old lesson, explain one key idea from Mean, Median, and Baselines. Give an example and a mistake that the idea helps you avoid.</w:t>
       </w:r>
     </w:p>
     <w:p>
-      <w:r>
+      <w:pPr>
+        <w:spacing w:line="336" w:lineRule="auto" w:after="180"/>
+      </w:pPr>
+      <w:r>
+        <w:rPr>
+          <w:b w:val="0"/>
+        </w:rPr>
         <w:t>Without opening the old lesson, explain one key idea from Precision and Recall. Give an example and a mistake that the idea helps you avoid.</w:t>
       </w:r>
     </w:p>
     <w:p>
-      <w:r>
-        <w:t>After trying, check the relevant lesson or ask your teacher. Change the part of your explanation that the evidence shows was wrong.</w:t>
-      </w:r>
-    </w:p>
-    <w:p>
-      <w:r>
-        <w:t>The final test set must remain untouched until model and threshold choices are finished, or it becomes part of training by decision.</w:t>
+      <w:pPr>
+        <w:spacing w:line="336" w:lineRule="auto" w:after="180"/>
+      </w:pPr>
+      <w:r>
+        <w:rPr>
+          <w:b w:val="0"/>
+        </w:rPr>
+        <w:t xml:space="preserve">After trying, check the relevant lesson or ask your teacher. Change the part of your explanation that the </w:t>
+      </w:r>
+      <w:r>
+        <w:rPr>
+          <w:b/>
+        </w:rPr>
+        <w:t>evidence</w:t>
+      </w:r>
+      <w:r>
+        <w:rPr>
+          <w:b w:val="0"/>
+        </w:rPr>
+        <w:t xml:space="preserve"> shows was wrong.</w:t>
+      </w:r>
+    </w:p>
+    <w:p>
+      <w:pPr>
+        <w:spacing w:line="336" w:lineRule="auto" w:after="180"/>
+      </w:pPr>
+      <w:r>
+        <w:rPr>
+          <w:b w:val="0"/>
+        </w:rPr>
+        <w:t xml:space="preserve">The final test set must remain untouched until model and threshold choices are finished, or it becomes part of </w:t>
+      </w:r>
+      <w:r>
+        <w:rPr>
+          <w:b/>
+        </w:rPr>
+        <w:t>training</w:t>
+      </w:r>
+      <w:r>
+        <w:rPr>
+          <w:b w:val="0"/>
+        </w:rPr>
+        <w:t xml:space="preserve"> by decision.</w:t>
       </w:r>
     </w:p>
     <w:p>
@@ -139,12 +234,33 @@
       </w:r>
     </w:p>
     <w:p>
-      <w:r>
+      <w:pPr>
+        <w:pStyle w:val="Heading3"/>
+      </w:pPr>
+      <w:r>
+        <w:t>Your target</w:t>
+      </w:r>
+    </w:p>
+    <w:p>
+      <w:pPr>
+        <w:spacing w:line="336" w:lineRule="auto" w:after="180"/>
+        <w:shd w:fill="EDF7F3"/>
+      </w:pPr>
+      <w:r>
+        <w:rPr>
+          <w:b w:val="0"/>
+        </w:rPr>
         <w:t>LEARNING TARGET  After seeing test errors, a team adjusts its threshold and reports the improved score on that same test. Rename the set's role and describe an honest final report if no new data exists.</w:t>
       </w:r>
     </w:p>
     <w:p>
-      <w:r>
+      <w:pPr>
+        <w:spacing w:line="336" w:lineRule="auto" w:after="180"/>
+      </w:pPr>
+      <w:r>
+        <w:rPr>
+          <w:b w:val="0"/>
+        </w:rPr>
         <w:t>Builder name and experiment date:</w:t>
       </w:r>
     </w:p>
@@ -157,7 +273,14 @@
       </w:r>
     </w:p>
     <w:p>
-      <w:r>
+      <w:pPr>
+        <w:spacing w:line="336" w:lineRule="auto" w:after="180"/>
+        <w:shd w:fill="F5F1FB"/>
+      </w:pPr>
+      <w:r>
+        <w:rPr>
+          <w:b w:val="0"/>
+        </w:rPr>
         <w:t>Why is validation not an untouched final test?</w:t>
       </w:r>
     </w:p>
@@ -170,7 +293,13 @@
       </w:r>
     </w:p>
     <w:p>
-      <w:r>
+      <w:pPr>
+        <w:spacing w:line="336" w:lineRule="auto" w:after="180"/>
+      </w:pPr>
+      <w:r>
+        <w:rPr>
+          <w:b w:val="0"/>
+        </w:rPr>
         <w:t>By the end, I can explain hold out test data using a traced example and a stated limitation.</w:t>
       </w:r>
     </w:p>
@@ -184,6 +313,17 @@
     </w:p>
     <w:p>
       <w:r>
+        <w:t>Investigate the supplied Hold Out Test Data case. Separate observations, given facts and assumptions before choosing an explanation.</w:t>
+      </w:r>
+    </w:p>
+    <w:p>
+      <w:pPr>
+        <w:spacing w:line="336" w:lineRule="auto" w:after="180"/>
+      </w:pPr>
+      <w:r>
+        <w:rPr>
+          <w:b/>
+        </w:rPr>
         <w:t>PICTURE ENTRY</w:t>
       </w:r>
     </w:p>
@@ -196,8 +336,26 @@
       </w:r>
     </w:p>
     <w:p>
-      <w:r>
-        <w:t>Begin with visible evidence; do not explain more than the picture and information support.</w:t>
+      <w:pPr>
+        <w:spacing w:line="336" w:lineRule="auto" w:after="180"/>
+      </w:pPr>
+      <w:r>
+        <w:rPr>
+          <w:b w:val="0"/>
+        </w:rPr>
+        <w:t xml:space="preserve">Begin with visible </w:t>
+      </w:r>
+      <w:r>
+        <w:rPr>
+          <w:b/>
+        </w:rPr>
+        <w:t>evidence</w:t>
+      </w:r>
+      <w:r>
+        <w:rPr>
+          <w:b w:val="0"/>
+        </w:rPr>
+        <w:t>; do not explain more than the picture and information support.</w:t>
       </w:r>
     </w:p>
     <w:p>
@@ -237,33 +395,138 @@
       </w:r>
     </w:p>
     <w:p>
-      <w:r>
-        <w:t>MYSTERY  The team must use hold out test data to solve a model-building problem. What information do they have? What important evidence is still missing?</w:t>
-      </w:r>
-    </w:p>
-    <w:p>
-      <w:r>
+      <w:pPr>
+        <w:pStyle w:val="Heading3"/>
+      </w:pPr>
+      <w:r>
+        <w:t>Start with this puzzle</w:t>
+      </w:r>
+    </w:p>
+    <w:p>
+      <w:pPr>
+        <w:spacing w:line="336" w:lineRule="auto" w:after="180"/>
+        <w:shd w:fill="F1F6FC"/>
+      </w:pPr>
+      <w:r>
+        <w:rPr>
+          <w:b w:val="0"/>
+        </w:rPr>
+        <w:t xml:space="preserve">MYSTERY  The team must use hold out test data to solve a model-building problem. What information do they have? What important </w:t>
+      </w:r>
+      <w:r>
+        <w:rPr>
+          <w:b/>
+        </w:rPr>
+        <w:t>evidence</w:t>
+      </w:r>
+      <w:r>
+        <w:rPr>
+          <w:b w:val="0"/>
+        </w:rPr>
+        <w:t xml:space="preserve"> is still missing?</w:t>
+      </w:r>
+    </w:p>
+    <w:p>
+      <w:pPr>
+        <w:spacing w:line="336" w:lineRule="auto" w:after="180"/>
+      </w:pPr>
+      <w:r>
+        <w:rPr>
+          <w:b w:val="0"/>
+        </w:rPr>
         <w:t>Name three visible details without interpreting them.</w:t>
       </w:r>
     </w:p>
     <w:p>
-      <w:r>
+      <w:pPr>
+        <w:spacing w:line="336" w:lineRule="auto" w:after="180"/>
+      </w:pPr>
+      <w:r>
+        <w:rPr>
+          <w:b w:val="0"/>
+        </w:rPr>
         <w:t>Predict the data, model, or evaluation decision being made.</w:t>
       </w:r>
     </w:p>
     <w:p>
-      <w:r>
+      <w:pPr>
+        <w:spacing w:line="336" w:lineRule="auto" w:after="180"/>
+      </w:pPr>
+      <w:r>
+        <w:rPr>
+          <w:b w:val="0"/>
+        </w:rPr>
         <w:t>Identify one hidden assumption that could change the result.</w:t>
       </w:r>
     </w:p>
     <w:p>
-      <w:r>
-        <w:t>State what evidence would confirm or reject your prediction.</w:t>
-      </w:r>
-    </w:p>
-    <w:p>
-      <w:r>
-        <w:t>My prediction and supporting evidence:</w:t>
+      <w:pPr>
+        <w:spacing w:line="336" w:lineRule="auto" w:after="180"/>
+      </w:pPr>
+      <w:r>
+        <w:rPr>
+          <w:b w:val="0"/>
+        </w:rPr>
+        <w:t xml:space="preserve">State what </w:t>
+      </w:r>
+      <w:r>
+        <w:rPr>
+          <w:b/>
+        </w:rPr>
+        <w:t>evidence</w:t>
+      </w:r>
+      <w:r>
+        <w:rPr>
+          <w:b w:val="0"/>
+        </w:rPr>
+        <w:t xml:space="preserve"> would confirm or reject your </w:t>
+      </w:r>
+      <w:r>
+        <w:rPr>
+          <w:b/>
+        </w:rPr>
+        <w:t>prediction</w:t>
+      </w:r>
+      <w:r>
+        <w:rPr>
+          <w:b w:val="0"/>
+        </w:rPr>
+        <w:t>.</w:t>
+      </w:r>
+    </w:p>
+    <w:p>
+      <w:pPr>
+        <w:spacing w:line="336" w:lineRule="auto" w:after="180"/>
+      </w:pPr>
+      <w:r>
+        <w:rPr>
+          <w:b w:val="0"/>
+        </w:rPr>
+        <w:t xml:space="preserve">My </w:t>
+      </w:r>
+      <w:r>
+        <w:rPr>
+          <w:b/>
+        </w:rPr>
+        <w:t>prediction</w:t>
+      </w:r>
+      <w:r>
+        <w:rPr>
+          <w:b w:val="0"/>
+        </w:rPr>
+        <w:t xml:space="preserve"> and supporting </w:t>
+      </w:r>
+      <w:r>
+        <w:rPr>
+          <w:b/>
+        </w:rPr>
+        <w:t>evidence</w:t>
+      </w:r>
+      <w:r>
+        <w:rPr>
+          <w:b w:val="0"/>
+        </w:rPr>
+        <w:t>:</w:t>
       </w:r>
     </w:p>
     <w:p>
@@ -275,13 +538,131 @@
       </w:r>
     </w:p>
     <w:p>
-      <w:r>
-        <w:t>A final test is valuable because it did not guide model choices. Freeze the model, training preprocessing, threshold, metric, missing-prediction policy and test membership. Record the version before opening test labels. A classroom result is evidence about a small chosen set, not approval for deployment.</w:t>
-      </w:r>
-    </w:p>
-    <w:p>
-      <w:r>
-        <w:t>Use fictional classroom data throughout this investigation. Keep the task, units, reference labels and data split visible as you reason. Earlier weeks supplied the model-building process; this week examines final testing and honest claims.</w:t>
+      <w:pPr>
+        <w:spacing w:line="336" w:lineRule="auto" w:after="180"/>
+      </w:pPr>
+      <w:r>
+        <w:rPr>
+          <w:b w:val="0"/>
+        </w:rPr>
+        <w:t xml:space="preserve">A final test is valuable because it did not guide model choices. </w:t>
+      </w:r>
+      <w:r>
+        <w:rPr>
+          <w:b/>
+        </w:rPr>
+        <w:t>Freeze</w:t>
+      </w:r>
+      <w:r>
+        <w:rPr>
+          <w:b w:val="0"/>
+        </w:rPr>
+        <w:t xml:space="preserve"> the model, </w:t>
+      </w:r>
+      <w:r>
+        <w:rPr>
+          <w:b/>
+        </w:rPr>
+        <w:t>training</w:t>
+      </w:r>
+      <w:r>
+        <w:rPr>
+          <w:b w:val="0"/>
+        </w:rPr>
+        <w:t xml:space="preserve"> pre</w:t>
+      </w:r>
+      <w:r>
+        <w:rPr>
+          <w:b/>
+        </w:rPr>
+        <w:t>process</w:t>
+      </w:r>
+      <w:r>
+        <w:rPr>
+          <w:b w:val="0"/>
+        </w:rPr>
+        <w:t>ing, threshold, metric, missing-</w:t>
+      </w:r>
+      <w:r>
+        <w:rPr>
+          <w:b/>
+        </w:rPr>
+        <w:t>prediction</w:t>
+      </w:r>
+      <w:r>
+        <w:rPr>
+          <w:b w:val="0"/>
+        </w:rPr>
+        <w:t xml:space="preserve"> policy and test membership. Record the version before opening test labels.</w:t>
+      </w:r>
+    </w:p>
+    <w:p>
+      <w:pPr>
+        <w:spacing w:line="336" w:lineRule="auto" w:after="180"/>
+      </w:pPr>
+      <w:r>
+        <w:rPr>
+          <w:b w:val="0"/>
+        </w:rPr>
+        <w:t xml:space="preserve">A classroom result is </w:t>
+      </w:r>
+      <w:r>
+        <w:rPr>
+          <w:b/>
+        </w:rPr>
+        <w:t>evidence</w:t>
+      </w:r>
+      <w:r>
+        <w:rPr>
+          <w:b w:val="0"/>
+        </w:rPr>
+        <w:t xml:space="preserve"> about a small chosen set, not approval for deployment.</w:t>
+      </w:r>
+    </w:p>
+    <w:p>
+      <w:pPr>
+        <w:spacing w:line="336" w:lineRule="auto" w:after="180"/>
+      </w:pPr>
+      <w:r>
+        <w:rPr>
+          <w:b w:val="0"/>
+        </w:rPr>
+        <w:t>Use fictional classroom data throughout this investigation. Keep the task, units, reference labels and data split visible as you reason.</w:t>
+      </w:r>
+    </w:p>
+    <w:p>
+      <w:pPr>
+        <w:spacing w:line="336" w:lineRule="auto" w:after="180"/>
+      </w:pPr>
+      <w:r>
+        <w:rPr>
+          <w:b w:val="0"/>
+        </w:rPr>
+        <w:t xml:space="preserve">Earlier weeks supplied the model-building </w:t>
+      </w:r>
+      <w:r>
+        <w:rPr>
+          <w:b/>
+        </w:rPr>
+        <w:t>process</w:t>
+      </w:r>
+      <w:r>
+        <w:rPr>
+          <w:b w:val="0"/>
+        </w:rPr>
+        <w:t xml:space="preserve">; this week examines final testing and honest </w:t>
+      </w:r>
+      <w:r>
+        <w:rPr>
+          <w:b/>
+        </w:rPr>
+        <w:t>claim</w:t>
+      </w:r>
+      <w:r>
+        <w:rPr>
+          <w:b w:val="0"/>
+        </w:rPr>
+        <w:t>s.</w:t>
       </w:r>
     </w:p>
     <w:p>
@@ -294,7 +675,24 @@
     </w:p>
     <w:p>
       <w:r>
-        <w:t>ML MECHANISM</w:t>
+        <w:t>Follow the mechanism for Hold Out Test Data. Connect each labelled input, deciding step and result.</w:t>
+      </w:r>
+    </w:p>
+    <w:p>
+      <w:pPr>
+        <w:spacing w:line="336" w:lineRule="auto" w:after="180"/>
+      </w:pPr>
+      <w:r>
+        <w:rPr>
+          <w:b/>
+        </w:rPr>
+        <w:t xml:space="preserve">ML </w:t>
+      </w:r>
+      <w:r>
+        <w:rPr>
+          <w:b/>
+        </w:rPr>
+        <w:t>MECHANISM</w:t>
       </w:r>
     </w:p>
     <w:p>
@@ -306,7 +704,13 @@
       </w:r>
     </w:p>
     <w:p>
-      <w:r>
+      <w:pPr>
+        <w:spacing w:line="336" w:lineRule="auto" w:after="180"/>
+      </w:pPr>
+      <w:r>
+        <w:rPr>
+          <w:b w:val="0"/>
+        </w:rPr>
         <w:t>Trace the information, fitted behavior, and evaluation proof separately.</w:t>
       </w:r>
     </w:p>
@@ -419,28 +823,100 @@
       </w:r>
     </w:p>
     <w:p>
-      <w:r>
+      <w:pPr>
+        <w:pStyle w:val="Heading3"/>
+      </w:pPr>
+      <w:r>
+        <w:t>Question to explain</w:t>
+      </w:r>
+    </w:p>
+    <w:p>
+      <w:pPr>
+        <w:spacing w:line="336" w:lineRule="auto" w:after="180"/>
+        <w:shd w:fill="F5F1FB"/>
+      </w:pPr>
+      <w:r>
+        <w:rPr>
+          <w:b w:val="0"/>
+        </w:rPr>
         <w:t>QUESTION  Identify contaminated evaluations and repair the workflow.</w:t>
       </w:r>
     </w:p>
     <w:p>
-      <w:r>
-        <w:t>MODEL IDEA  The final test set must remain untouched until model and threshold choices are finished, or it becomes part of training by decision.</w:t>
-      </w:r>
-    </w:p>
-    <w:p>
-      <w:r>
+      <w:pPr>
+        <w:spacing w:line="336" w:lineRule="auto" w:after="180"/>
+      </w:pPr>
+      <w:r>
+        <w:rPr>
+          <w:b w:val="0"/>
+        </w:rPr>
+        <w:t xml:space="preserve">MODEL IDEA  The final test set must remain untouched until model and threshold choices are finished, or it becomes part of </w:t>
+      </w:r>
+      <w:r>
+        <w:rPr>
+          <w:b/>
+        </w:rPr>
+        <w:t>training</w:t>
+      </w:r>
+      <w:r>
+        <w:rPr>
+          <w:b w:val="0"/>
+        </w:rPr>
+        <w:t xml:space="preserve"> by decision.</w:t>
+      </w:r>
+    </w:p>
+    <w:p>
+      <w:pPr>
+        <w:spacing w:line="336" w:lineRule="auto" w:after="180"/>
+      </w:pPr>
+      <w:r>
+        <w:rPr>
+          <w:b w:val="0"/>
+        </w:rPr>
         <w:t>PROOF NEEDED  Use an unseen case, visible calculation, error analysis, and a stated limitation.</w:t>
       </w:r>
     </w:p>
     <w:p>
-      <w:r>
+      <w:pPr>
+        <w:pStyle w:val="Heading3"/>
+      </w:pPr>
+      <w:r>
+        <w:t>How the mechanism works</w:t>
+      </w:r>
+    </w:p>
+    <w:p>
+      <w:pPr>
+        <w:spacing w:line="336" w:lineRule="auto" w:after="180"/>
+        <w:shd w:fill="F1F6F8"/>
+      </w:pPr>
+      <w:r>
+        <w:rPr>
+          <w:b w:val="0"/>
+        </w:rPr>
         <w:t>UNDER THE HOOD  Team checks test accuracy after every parameter change. Those repeated choices adapt to the test set, contaminating it.</w:t>
       </w:r>
     </w:p>
     <w:p>
-      <w:r>
-        <w:t>Draw a fresh data → model → prediction → evaluation trace:</w:t>
+      <w:pPr>
+        <w:spacing w:line="336" w:lineRule="auto" w:after="180"/>
+      </w:pPr>
+      <w:r>
+        <w:rPr>
+          <w:b w:val="0"/>
+        </w:rPr>
+        <w:t xml:space="preserve">Draw a fresh data → model → </w:t>
+      </w:r>
+      <w:r>
+        <w:rPr>
+          <w:b/>
+        </w:rPr>
+        <w:t>prediction</w:t>
+      </w:r>
+      <w:r>
+        <w:rPr>
+          <w:b w:val="0"/>
+        </w:rPr>
+        <w:t xml:space="preserve"> → evaluation trace:</w:t>
       </w:r>
     </w:p>
     <w:p>
@@ -452,13 +928,71 @@
       </w:r>
     </w:p>
     <w:p>
-      <w:r>
-        <w:t>A frozen classifier is tested on 20 fictional cases: TN 12 FP 2 FN 3 TP 3, blocked positive. Accuracy is 15/20=75 percent, precision 3/5=60 percent and recall 3/6=50 percent. Its previously fitted always-clear baseline gets 14/20=70 percent. The candidate improves accuracy here but misses half the blocked cases.</w:t>
-      </w:r>
-    </w:p>
-    <w:p>
-      <w:r>
-        <w:t>Before continuing, underline the decision rule and circle the evidence that supports the conclusion. Explain the example to a partner without replacing the counts or conditions with a stronger claim. Keep the distinction between an observed result and a proposed next step.</w:t>
+      <w:pPr>
+        <w:spacing w:line="336" w:lineRule="auto" w:after="180"/>
+      </w:pPr>
+      <w:r>
+        <w:rPr>
+          <w:b w:val="0"/>
+        </w:rPr>
+        <w:t>A frozen classifier is tested on 20 fictional cases: TN 12 FP 2 FN 3 TP 3, blocked positive. Accuracy is 15/20=75 percent, precision 3/5=60 percent and recall 3/6=50 percent.</w:t>
+      </w:r>
+    </w:p>
+    <w:p>
+      <w:pPr>
+        <w:spacing w:line="336" w:lineRule="auto" w:after="180"/>
+      </w:pPr>
+      <w:r>
+        <w:rPr>
+          <w:b w:val="0"/>
+        </w:rPr>
+        <w:t>Its previously fitted always-clear baseline gets 14/20=70 percent. The candidate improves accuracy here but misses half the blocked cases.</w:t>
+      </w:r>
+    </w:p>
+    <w:p>
+      <w:pPr>
+        <w:spacing w:line="336" w:lineRule="auto" w:after="180"/>
+      </w:pPr>
+      <w:r>
+        <w:rPr>
+          <w:b w:val="0"/>
+        </w:rPr>
+        <w:t xml:space="preserve">Before continuing, underline the decision rule and circle the </w:t>
+      </w:r>
+      <w:r>
+        <w:rPr>
+          <w:b/>
+        </w:rPr>
+        <w:t>evidence</w:t>
+      </w:r>
+      <w:r>
+        <w:rPr>
+          <w:b w:val="0"/>
+        </w:rPr>
+        <w:t xml:space="preserve"> that supports the conclusion. Explain the example to a partner without replacing the counts or conditions with a stronger </w:t>
+      </w:r>
+      <w:r>
+        <w:rPr>
+          <w:b/>
+        </w:rPr>
+        <w:t>claim</w:t>
+      </w:r>
+      <w:r>
+        <w:rPr>
+          <w:b w:val="0"/>
+        </w:rPr>
+        <w:t>.</w:t>
+      </w:r>
+    </w:p>
+    <w:p>
+      <w:pPr>
+        <w:spacing w:line="336" w:lineRule="auto" w:after="180"/>
+      </w:pPr>
+      <w:r>
+        <w:rPr>
+          <w:b w:val="0"/>
+        </w:rPr>
+        <w:t>Keep the distinction between an observed result and a proposed next step.</w:t>
       </w:r>
     </w:p>
     <w:p>
@@ -470,8 +1004,26 @@
       </w:r>
     </w:p>
     <w:p>
-      <w:r>
-        <w:t>Point to the input, the deciding step and the result in this week’s visual. Explain the same step in ordinary words. A picture helps when you can say what each part represents.</w:t>
+      <w:pPr>
+        <w:spacing w:line="336" w:lineRule="auto" w:after="180"/>
+      </w:pPr>
+      <w:r>
+        <w:rPr>
+          <w:b w:val="0"/>
+        </w:rPr>
+        <w:t xml:space="preserve">Point to the </w:t>
+      </w:r>
+      <w:r>
+        <w:rPr>
+          <w:b/>
+        </w:rPr>
+        <w:t>input</w:t>
+      </w:r>
+      <w:r>
+        <w:rPr>
+          <w:b w:val="0"/>
+        </w:rPr>
+        <w:t>, the deciding step and the result in this week’s visual. Explain the same step in ordinary words. A picture helps when you can say what each part represents.</w:t>
       </w:r>
     </w:p>
     <w:p>
@@ -484,6 +1036,17 @@
     </w:p>
     <w:p>
       <w:r>
+        <w:t>Compare the supplied cases for Hold Out Test Data. Identify the detail that changes the conclusion.</w:t>
+      </w:r>
+    </w:p>
+    <w:p>
+      <w:pPr>
+        <w:spacing w:line="336" w:lineRule="auto" w:after="180"/>
+      </w:pPr>
+      <w:r>
+        <w:rPr>
+          <w:b/>
+        </w:rPr>
         <w:t>EVALUATION DESIGN</w:t>
       </w:r>
     </w:p>
@@ -496,7 +1059,13 @@
       </w:r>
     </w:p>
     <w:p>
-      <w:r>
+      <w:pPr>
+        <w:spacing w:line="336" w:lineRule="auto" w:after="180"/>
+      </w:pPr>
+      <w:r>
+        <w:rPr>
+          <w:b w:val="0"/>
+        </w:rPr>
         <w:t>A system is not understood until it survives more than one comfortable example.</w:t>
       </w:r>
     </w:p>
@@ -645,33 +1214,104 @@
       </w:r>
     </w:p>
     <w:p>
-      <w:r>
+      <w:pPr>
+        <w:spacing w:line="336" w:lineRule="auto" w:after="180"/>
+      </w:pPr>
+      <w:r>
+        <w:rPr>
+          <w:b w:val="0"/>
+        </w:rPr>
         <w:t>NORMAL  Expected data and expected behavior.</w:t>
       </w:r>
     </w:p>
     <w:p>
-      <w:r>
-        <w:t>BOUNDARY  Value close to a threshold, ambiguous label, or uncertain prediction.</w:t>
-      </w:r>
-    </w:p>
-    <w:p>
-      <w:r>
+      <w:pPr>
+        <w:pStyle w:val="Heading3"/>
+      </w:pPr>
+      <w:r>
+        <w:t>Keep this boundary clear</w:t>
+      </w:r>
+    </w:p>
+    <w:p>
+      <w:pPr>
+        <w:spacing w:line="336" w:lineRule="auto" w:after="180"/>
+        <w:shd w:fill="FFF5E6"/>
+      </w:pPr>
+      <w:r>
+        <w:rPr>
+          <w:b w:val="0"/>
+        </w:rPr>
+        <w:t xml:space="preserve">BOUNDARY  Value close to a threshold, ambiguous label, or uncertain </w:t>
+      </w:r>
+      <w:r>
+        <w:rPr>
+          <w:b/>
+        </w:rPr>
+        <w:t>prediction</w:t>
+      </w:r>
+      <w:r>
+        <w:rPr>
+          <w:b w:val="0"/>
+        </w:rPr>
+        <w:t>.</w:t>
+      </w:r>
+    </w:p>
+    <w:p>
+      <w:pPr>
+        <w:spacing w:line="336" w:lineRule="auto" w:after="180"/>
+      </w:pPr>
+      <w:r>
+        <w:rPr>
+          <w:b w:val="0"/>
+        </w:rPr>
         <w:t>MISSING  Necessary field, label, source, or measurement is unavailable.</w:t>
       </w:r>
     </w:p>
     <w:p>
-      <w:r>
+      <w:pPr>
+        <w:spacing w:line="336" w:lineRule="auto" w:after="180"/>
+      </w:pPr>
+      <w:r>
+        <w:rPr>
+          <w:b w:val="0"/>
+        </w:rPr>
         <w:t>SHIFTED  New lighting, species, device, subgroup, or time condition.</w:t>
       </w:r>
     </w:p>
     <w:p>
-      <w:r>
+      <w:pPr>
+        <w:spacing w:line="336" w:lineRule="auto" w:after="180"/>
+        <w:shd w:fill="FFF5E6"/>
+      </w:pPr>
+      <w:r>
+        <w:rPr>
+          <w:b w:val="0"/>
+        </w:rPr>
         <w:t>RELEASE RULE  Passing one case never proves generalization. Predefine expected behavior for all four categories.</w:t>
       </w:r>
     </w:p>
     <w:p>
-      <w:r>
-        <w:t>Which case most threatens today's claim, and why?</w:t>
+      <w:pPr>
+        <w:spacing w:line="336" w:lineRule="auto" w:after="180"/>
+        <w:shd w:fill="F5F1FB"/>
+      </w:pPr>
+      <w:r>
+        <w:rPr>
+          <w:b w:val="0"/>
+        </w:rPr>
+        <w:t xml:space="preserve">Which case most threatens today's </w:t>
+      </w:r>
+      <w:r>
+        <w:rPr>
+          <w:b/>
+        </w:rPr>
+        <w:t>claim</w:t>
+      </w:r>
+      <w:r>
+        <w:rPr>
+          <w:b w:val="0"/>
+        </w:rPr>
+        <w:t>, and why?</w:t>
       </w:r>
     </w:p>
     <w:p>
@@ -683,17 +1323,80 @@
       </w:r>
     </w:p>
     <w:p>
-      <w:r>
+      <w:pPr>
+        <w:pStyle w:val="Heading3"/>
+      </w:pPr>
+      <w:r>
+        <w:t>Change one thing</w:t>
+      </w:r>
+    </w:p>
+    <w:p>
+      <w:pPr>
+        <w:spacing w:line="336" w:lineRule="auto" w:after="180"/>
+        <w:shd w:fill="F5F1FB"/>
+      </w:pPr>
+      <w:r>
+        <w:rPr>
+          <w:b w:val="0"/>
+        </w:rPr>
         <w:t>Change: The team changes a threshold after inspecting the false negatives.</w:t>
       </w:r>
     </w:p>
     <w:p>
-      <w:r>
-        <w:t>Prediction: This set is now development evidence for the revised model.</w:t>
-      </w:r>
-    </w:p>
-    <w:p>
-      <w:r>
+      <w:pPr>
+        <w:pStyle w:val="Heading3"/>
+      </w:pPr>
+      <w:r>
+        <w:t>Predicted result</w:t>
+      </w:r>
+    </w:p>
+    <w:p>
+      <w:pPr>
+        <w:spacing w:line="336" w:lineRule="auto" w:after="180"/>
+        <w:shd w:fill="F1F6FC"/>
+      </w:pPr>
+      <w:r>
+        <w:rPr>
+          <w:b/>
+        </w:rPr>
+        <w:t>Prediction</w:t>
+      </w:r>
+      <w:r>
+        <w:rPr>
+          <w:b w:val="0"/>
+        </w:rPr>
+        <w:t xml:space="preserve">: This set is now development </w:t>
+      </w:r>
+      <w:r>
+        <w:rPr>
+          <w:b/>
+        </w:rPr>
+        <w:t>evidence</w:t>
+      </w:r>
+      <w:r>
+        <w:rPr>
+          <w:b w:val="0"/>
+        </w:rPr>
+        <w:t xml:space="preserve"> for the revised model.</w:t>
+      </w:r>
+    </w:p>
+    <w:p>
+      <w:pPr>
+        <w:pStyle w:val="Heading3"/>
+      </w:pPr>
+      <w:r>
+        <w:t>Why the result follows</w:t>
+      </w:r>
+    </w:p>
+    <w:p>
+      <w:pPr>
+        <w:spacing w:line="336" w:lineRule="auto" w:after="180"/>
+        <w:shd w:fill="F1F6FC"/>
+      </w:pPr>
+      <w:r>
+        <w:rPr>
+          <w:b w:val="0"/>
+        </w:rPr>
         <w:t>Reason: Using final outcomes to change the model breaks the untouched hold-out role.</w:t>
       </w:r>
     </w:p>
@@ -707,6 +1410,17 @@
     </w:p>
     <w:p>
       <w:r>
+        <w:t>Use the vocabulary of Hold Out Test Data to explain a concrete decision, rather than only memorising definitions.</w:t>
+      </w:r>
+    </w:p>
+    <w:p>
+      <w:pPr>
+        <w:spacing w:line="336" w:lineRule="auto" w:after="180"/>
+      </w:pPr>
+      <w:r>
+        <w:rPr>
+          <w:b/>
+        </w:rPr>
         <w:t>VOCABULARY</w:t>
       </w:r>
     </w:p>
@@ -719,7 +1433,13 @@
       </w:r>
     </w:p>
     <w:p>
-      <w:r>
+      <w:pPr>
+        <w:spacing w:line="336" w:lineRule="auto" w:after="180"/>
+      </w:pPr>
+      <w:r>
+        <w:rPr>
+          <w:b w:val="0"/>
+        </w:rPr>
         <w:t>A definition matters when it lets you interpret a new dataset, model, or result.</w:t>
       </w:r>
     </w:p>
@@ -1035,13 +1755,38 @@
       </w:tr>
     </w:tbl>
     <w:p>
-      <w:r>
+      <w:pPr>
+        <w:spacing w:line="336" w:lineRule="auto" w:after="180"/>
+        <w:shd w:fill="FFF5E6"/>
+      </w:pPr>
+      <w:r>
+        <w:rPr>
+          <w:b w:val="0"/>
+        </w:rPr>
         <w:t>MISCONCEPTION TO REPAIR  Test data remains unbiased as long as the model never directly fits its labels.</w:t>
       </w:r>
     </w:p>
     <w:p>
-      <w:r>
-        <w:t>Repair the claim using a definition, calculation, or test record:</w:t>
+      <w:pPr>
+        <w:spacing w:line="336" w:lineRule="auto" w:after="180"/>
+      </w:pPr>
+      <w:r>
+        <w:rPr>
+          <w:b w:val="0"/>
+        </w:rPr>
+        <w:t xml:space="preserve">Repair the </w:t>
+      </w:r>
+      <w:r>
+        <w:rPr>
+          <w:b/>
+        </w:rPr>
+        <w:t>claim</w:t>
+      </w:r>
+      <w:r>
+        <w:rPr>
+          <w:b w:val="0"/>
+        </w:rPr>
+        <w:t xml:space="preserve"> using a definition, calculation, or test record:</w:t>
       </w:r>
     </w:p>
     <w:p>
@@ -1186,7 +1931,24 @@
     </w:p>
     <w:p>
       <w:r>
-        <w:t>WORKED EVIDENCE</w:t>
+        <w:t>Follow the worked trace for Hold Out Test Data, predict a step, then compare with its explanation.</w:t>
+      </w:r>
+    </w:p>
+    <w:p>
+      <w:pPr>
+        <w:spacing w:line="336" w:lineRule="auto" w:after="180"/>
+      </w:pPr>
+      <w:r>
+        <w:rPr>
+          <w:b/>
+        </w:rPr>
+        <w:t xml:space="preserve">WORKED </w:t>
+      </w:r>
+      <w:r>
+        <w:rPr>
+          <w:b/>
+        </w:rPr>
+        <w:t>EVIDENCE</w:t>
       </w:r>
     </w:p>
     <w:p>
@@ -1198,8 +1960,26 @@
       </w:r>
     </w:p>
     <w:p>
-      <w:r>
-        <w:t>Predict first. Then check each step. A correct answer without visible evidence cannot be audited.</w:t>
+      <w:pPr>
+        <w:spacing w:line="336" w:lineRule="auto" w:after="180"/>
+      </w:pPr>
+      <w:r>
+        <w:rPr>
+          <w:b w:val="0"/>
+        </w:rPr>
+        <w:t xml:space="preserve">Predict first. Then check each step. A correct answer without visible </w:t>
+      </w:r>
+      <w:r>
+        <w:rPr>
+          <w:b/>
+        </w:rPr>
+        <w:t>evidence</w:t>
+      </w:r>
+      <w:r>
+        <w:rPr>
+          <w:b w:val="0"/>
+        </w:rPr>
+        <w:t xml:space="preserve"> cannot be audited.</w:t>
       </w:r>
     </w:p>
     <w:p>
@@ -1239,33 +2019,166 @@
       </w:r>
     </w:p>
     <w:p>
-      <w:r>
+      <w:pPr>
+        <w:pStyle w:val="Heading3"/>
+      </w:pPr>
+      <w:r>
+        <w:t>Step 1</w:t>
+      </w:r>
+    </w:p>
+    <w:p>
+      <w:pPr>
+        <w:spacing w:line="336" w:lineRule="auto" w:after="180"/>
+        <w:shd w:fill="F4F9FC"/>
+      </w:pPr>
+      <w:r>
+        <w:rPr>
+          <w:b w:val="0"/>
+        </w:rPr>
         <w:t>STEP 1  Team checks test accuracy after every parameter change.</w:t>
       </w:r>
     </w:p>
     <w:p>
-      <w:r>
+      <w:pPr>
+        <w:pStyle w:val="Heading3"/>
+      </w:pPr>
+      <w:r>
+        <w:t>Step 2</w:t>
+      </w:r>
+    </w:p>
+    <w:p>
+      <w:pPr>
+        <w:spacing w:line="336" w:lineRule="auto" w:after="180"/>
+        <w:shd w:fill="F4F9FC"/>
+      </w:pPr>
+      <w:r>
+        <w:rPr>
+          <w:b w:val="0"/>
+        </w:rPr>
         <w:t>STEP 2  Those repeated choices adapt to the test set, contaminating it.</w:t>
       </w:r>
     </w:p>
     <w:p>
-      <w:r>
-        <w:t>STEP 3  Use training for fitting and validation for model or threshold choices.</w:t>
-      </w:r>
-    </w:p>
-    <w:p>
-      <w:r>
-        <w:t>STEP 4  After freezing choices, open the holdout once and report the final estimate honestly.</w:t>
-      </w:r>
-    </w:p>
-    <w:p>
-      <w:r>
+      <w:pPr>
+        <w:pStyle w:val="Heading3"/>
+      </w:pPr>
+      <w:r>
+        <w:t>Step 3</w:t>
+      </w:r>
+    </w:p>
+    <w:p>
+      <w:pPr>
+        <w:spacing w:line="336" w:lineRule="auto" w:after="180"/>
+        <w:shd w:fill="F4F9FC"/>
+      </w:pPr>
+      <w:r>
+        <w:rPr>
+          <w:b w:val="0"/>
+        </w:rPr>
+        <w:t xml:space="preserve">STEP 3  Use </w:t>
+      </w:r>
+      <w:r>
+        <w:rPr>
+          <w:b/>
+        </w:rPr>
+        <w:t>training</w:t>
+      </w:r>
+      <w:r>
+        <w:rPr>
+          <w:b w:val="0"/>
+        </w:rPr>
+        <w:t xml:space="preserve"> for </w:t>
+      </w:r>
+      <w:r>
+        <w:rPr>
+          <w:b/>
+        </w:rPr>
+        <w:t>fitting</w:t>
+      </w:r>
+      <w:r>
+        <w:rPr>
+          <w:b w:val="0"/>
+        </w:rPr>
+        <w:t xml:space="preserve"> and validation for model or threshold choices.</w:t>
+      </w:r>
+    </w:p>
+    <w:p>
+      <w:pPr>
+        <w:pStyle w:val="Heading3"/>
+      </w:pPr>
+      <w:r>
+        <w:t>Step 4</w:t>
+      </w:r>
+    </w:p>
+    <w:p>
+      <w:pPr>
+        <w:spacing w:line="336" w:lineRule="auto" w:after="180"/>
+        <w:shd w:fill="F4F9FC"/>
+      </w:pPr>
+      <w:r>
+        <w:rPr>
+          <w:b w:val="0"/>
+        </w:rPr>
+        <w:t xml:space="preserve">STEP 4  After freezing choices, open the </w:t>
+      </w:r>
+      <w:r>
+        <w:rPr>
+          <w:b/>
+        </w:rPr>
+        <w:t>holdout</w:t>
+      </w:r>
+      <w:r>
+        <w:rPr>
+          <w:b w:val="0"/>
+        </w:rPr>
+        <w:t xml:space="preserve"> once and report the </w:t>
+      </w:r>
+      <w:r>
+        <w:rPr>
+          <w:b/>
+        </w:rPr>
+        <w:t>final estimate</w:t>
+      </w:r>
+      <w:r>
+        <w:rPr>
+          <w:b w:val="0"/>
+        </w:rPr>
+        <w:t xml:space="preserve"> honestly.</w:t>
+      </w:r>
+    </w:p>
+    <w:p>
+      <w:pPr>
+        <w:spacing w:line="336" w:lineRule="auto" w:after="180"/>
+        <w:shd w:fill="EDF7F3"/>
+      </w:pPr>
+      <w:r>
+        <w:rPr>
+          <w:b w:val="0"/>
+        </w:rPr>
         <w:t>CHECK  Verify the denominator, unit, split, class definition, and data version before interpreting a score.</w:t>
       </w:r>
     </w:p>
     <w:p>
-      <w:r>
-        <w:t>Recalculate, retrace, or restate the evidence independently:</w:t>
+      <w:pPr>
+        <w:spacing w:line="336" w:lineRule="auto" w:after="180"/>
+      </w:pPr>
+      <w:r>
+        <w:rPr>
+          <w:b w:val="0"/>
+        </w:rPr>
+        <w:t xml:space="preserve">Recalculate, retrace, or restate the </w:t>
+      </w:r>
+      <w:r>
+        <w:rPr>
+          <w:b/>
+        </w:rPr>
+        <w:t>evidence</w:t>
+      </w:r>
+      <w:r>
+        <w:rPr>
+          <w:b w:val="0"/>
+        </w:rPr>
+        <w:t xml:space="preserve"> independently:</w:t>
       </w:r>
     </w:p>
     <w:p>
@@ -1469,7 +2382,13 @@
       </w:r>
     </w:p>
     <w:p>
-      <w:r>
+      <w:pPr>
+        <w:spacing w:line="336" w:lineRule="auto" w:after="180"/>
+      </w:pPr>
+      <w:r>
+        <w:rPr>
+          <w:b w:val="0"/>
+        </w:rPr>
         <w:t>Cover the result before checking it. Say what is given, choose the procedure, and follow one step at a time. Then uncover the result and explain your first mismatch. Ask why a step is allowed, not only what number it produces.</w:t>
       </w:r>
     </w:p>
@@ -1482,7 +2401,13 @@
       </w:r>
     </w:p>
     <w:p>
-      <w:r>
+      <w:pPr>
+        <w:spacing w:line="336" w:lineRule="auto" w:after="180"/>
+      </w:pPr>
+      <w:r>
+        <w:rPr>
+          <w:b w:val="0"/>
+        </w:rPr>
         <w:t>Open the final hold-out only after recording the frozen model choice.</w:t>
       </w:r>
     </w:p>
@@ -1495,13 +2420,67 @@
       </w:r>
     </w:p>
     <w:p>
-      <w:r>
+      <w:pPr>
+        <w:pStyle w:val="Heading3"/>
+      </w:pPr>
+      <w:r>
+        <w:t>Supplied facts</w:t>
+      </w:r>
+    </w:p>
+    <w:p>
+      <w:pPr>
+        <w:spacing w:line="336" w:lineRule="auto" w:after="180"/>
+        <w:shd w:fill="F1F6FC"/>
+      </w:pPr>
+      <w:r>
+        <w:rPr>
+          <w:b w:val="0"/>
+        </w:rPr>
         <w:t>Frozen plant classifier evaluates12 new grouped leaves: TP 3, FN 1, FP 2, TN 6. Positive means spotted.</w:t>
       </w:r>
     </w:p>
     <w:p>
-      <w:r>
-        <w:t>All inputs and outcomes in this worked example are invented classroom data; no real model run is claimed.</w:t>
+      <w:pPr>
+        <w:pStyle w:val="Heading3"/>
+      </w:pPr>
+      <w:r>
+        <w:t>Supplied facts</w:t>
+      </w:r>
+    </w:p>
+    <w:p>
+      <w:pPr>
+        <w:spacing w:line="336" w:lineRule="auto" w:after="180"/>
+        <w:shd w:fill="F1F6FC"/>
+      </w:pPr>
+      <w:r>
+        <w:rPr>
+          <w:b w:val="0"/>
+        </w:rPr>
+        <w:t xml:space="preserve">All </w:t>
+      </w:r>
+      <w:r>
+        <w:rPr>
+          <w:b/>
+        </w:rPr>
+        <w:t>input</w:t>
+      </w:r>
+      <w:r>
+        <w:rPr>
+          <w:b w:val="0"/>
+        </w:rPr>
+        <w:t xml:space="preserve">s and outcomes in this worked example are invented classroom data; no real model run is </w:t>
+      </w:r>
+      <w:r>
+        <w:rPr>
+          <w:b/>
+        </w:rPr>
+        <w:t>claim</w:t>
+      </w:r>
+      <w:r>
+        <w:rPr>
+          <w:b w:val="0"/>
+        </w:rPr>
+        <w:t>ed.</w:t>
       </w:r>
     </w:p>
     <w:p>
@@ -1700,30 +2679,138 @@
       </w:r>
     </w:p>
     <w:p>
-      <w:r>
-        <w:t>Read the picture in order. Report these twelve held-out cases and their collection conditions; preserve all three error records. The arrows show which recorded input or intermediate result each decision uses. Explain the deciding step aloud before checking the changed case; pointing to the final answer alone does not show how it follows.</w:t>
-      </w:r>
-    </w:p>
-    <w:p>
       <w:pPr>
         <w:pStyle w:val="Heading3"/>
       </w:pPr>
       <w:r>
+        <w:t>Why the result follows</w:t>
+      </w:r>
+    </w:p>
+    <w:p>
+      <w:pPr>
+        <w:spacing w:line="336" w:lineRule="auto" w:after="180"/>
+        <w:shd w:fill="F1F6FC"/>
+      </w:pPr>
+      <w:r>
+        <w:rPr>
+          <w:b w:val="0"/>
+        </w:rPr>
+        <w:t xml:space="preserve">Read the picture in order. Report these twelve held-out cases and their collection conditions; preserve all three error records. The arrows show which recorded </w:t>
+      </w:r>
+      <w:r>
+        <w:rPr>
+          <w:b/>
+        </w:rPr>
+        <w:t>input</w:t>
+      </w:r>
+      <w:r>
+        <w:rPr>
+          <w:b w:val="0"/>
+        </w:rPr>
+        <w:t xml:space="preserve"> or intermediate result each decision uses.</w:t>
+      </w:r>
+    </w:p>
+    <w:p>
+      <w:pPr>
+        <w:spacing w:line="336" w:lineRule="auto" w:after="180"/>
+        <w:shd w:fill="F1F6FC"/>
+      </w:pPr>
+      <w:r>
+        <w:rPr>
+          <w:b w:val="0"/>
+        </w:rPr>
+        <w:t>Explain the deciding step aloud before checking the changed case; pointing to the final answer alone does not show how it follows.</w:t>
+      </w:r>
+    </w:p>
+    <w:p>
+      <w:pPr>
+        <w:pStyle w:val="Heading3"/>
+      </w:pPr>
+      <w:r>
         <w:t>What this example does not establish</w:t>
       </w:r>
     </w:p>
     <w:p>
-      <w:r>
+      <w:pPr>
+        <w:pStyle w:val="Heading3"/>
+      </w:pPr>
+      <w:r>
+        <w:t>Keep the stated limit</w:t>
+      </w:r>
+    </w:p>
+    <w:p>
+      <w:pPr>
+        <w:spacing w:line="336" w:lineRule="auto" w:after="180"/>
+        <w:shd w:fill="FFF5E6"/>
+      </w:pPr>
+      <w:r>
+        <w:rPr>
+          <w:b w:val="0"/>
+        </w:rPr>
         <w:t>A hold-out can still be unrepresentative, too small or badly labelled; separation alone does not guarantee reliable estimates.</w:t>
       </w:r>
     </w:p>
     <w:p>
-      <w:r>
-        <w:t>Read the labelled picture: What is needed for an honest final claim about the revised version? Point to the relevant step in the picture, then write the changed result and the rule or evidence that supports it.</w:t>
-      </w:r>
-    </w:p>
-    <w:p>
-      <w:r>
+      <w:pPr>
+        <w:pStyle w:val="Heading3"/>
+      </w:pPr>
+      <w:r>
+        <w:t>Keep the stated limit</w:t>
+      </w:r>
+    </w:p>
+    <w:p>
+      <w:pPr>
+        <w:spacing w:line="336" w:lineRule="auto" w:after="180"/>
+        <w:shd w:fill="FFF5E6"/>
+      </w:pPr>
+      <w:r>
+        <w:rPr>
+          <w:b w:val="0"/>
+        </w:rPr>
+        <w:t xml:space="preserve">Read the labelled picture: What is needed for an honest final </w:t>
+      </w:r>
+      <w:r>
+        <w:rPr>
+          <w:b/>
+        </w:rPr>
+        <w:t>claim</w:t>
+      </w:r>
+      <w:r>
+        <w:rPr>
+          <w:b w:val="0"/>
+        </w:rPr>
+        <w:t xml:space="preserve"> about the revised version? Point to the relevant step in the picture, then write the changed result and the rule or </w:t>
+      </w:r>
+      <w:r>
+        <w:rPr>
+          <w:b/>
+        </w:rPr>
+        <w:t>evidence</w:t>
+      </w:r>
+      <w:r>
+        <w:rPr>
+          <w:b w:val="0"/>
+        </w:rPr>
+        <w:t xml:space="preserve"> that supports it.</w:t>
+      </w:r>
+    </w:p>
+    <w:p>
+      <w:pPr>
+        <w:pStyle w:val="Heading3"/>
+      </w:pPr>
+      <w:r>
+        <w:t>Keep the stated limit</w:t>
+      </w:r>
+    </w:p>
+    <w:p>
+      <w:pPr>
+        <w:spacing w:line="336" w:lineRule="auto" w:after="180"/>
+        <w:shd w:fill="FFF5E6"/>
+      </w:pPr>
+      <w:r>
+        <w:rPr>
+          <w:b w:val="0"/>
+        </w:rPr>
         <w:t>Change one thing: The team changes a threshold after inspecting the false negatives. Predict the result before checking the explanation. What remains the same?</w:t>
       </w:r>
     </w:p>
@@ -1737,6 +2824,26 @@
     </w:p>
     <w:p>
       <w:r>
+        <w:t>Find the unsupported step in the Hold Out Test Data claim and explain a repair using the supplied evidence.</w:t>
+      </w:r>
+    </w:p>
+    <w:p>
+      <w:pPr>
+        <w:pStyle w:val="Heading3"/>
+      </w:pPr>
+      <w:r>
+        <w:t>Find the first error</w:t>
+      </w:r>
+    </w:p>
+    <w:p>
+      <w:pPr>
+        <w:spacing w:line="336" w:lineRule="auto" w:after="180"/>
+        <w:shd w:fill="FFF5E6"/>
+      </w:pPr>
+      <w:r>
+        <w:rPr>
+          <w:b w:val="0"/>
+        </w:rPr>
         <w:t>ERROR DETECTIVE</w:t>
       </w:r>
     </w:p>
@@ -1749,7 +2856,13 @@
       </w:r>
     </w:p>
     <w:p>
-      <w:r>
+      <w:pPr>
+        <w:spacing w:line="336" w:lineRule="auto" w:after="180"/>
+      </w:pPr>
+      <w:r>
+        <w:rPr>
+          <w:b w:val="0"/>
+        </w:rPr>
         <w:t>Do not patch the answer. Find the earliest unsupported assumption, data problem, or experiment error.</w:t>
       </w:r>
     </w:p>
@@ -2000,12 +3113,31 @@
       </w:tr>
     </w:tbl>
     <w:p>
-      <w:r>
-        <w:t>CLAIM TO CHALLENGE  Test data remains unbiased as long as the model never directly fits its labels.</w:t>
-      </w:r>
-    </w:p>
-    <w:p>
-      <w:r>
+      <w:pPr>
+        <w:spacing w:line="336" w:lineRule="auto" w:after="180"/>
+        <w:shd w:fill="FFF5E6"/>
+      </w:pPr>
+      <w:r>
+        <w:rPr>
+          <w:b/>
+        </w:rPr>
+        <w:t>CLAIM</w:t>
+      </w:r>
+      <w:r>
+        <w:rPr>
+          <w:b w:val="0"/>
+        </w:rPr>
+        <w:t xml:space="preserve"> TO CHALLENGE  Test data remains unbiased as long as the model never directly fits its labels.</w:t>
+      </w:r>
+    </w:p>
+    <w:p>
+      <w:pPr>
+        <w:spacing w:line="336" w:lineRule="auto" w:after="180"/>
+      </w:pPr>
+      <w:r>
+        <w:rPr>
+          <w:b w:val="0"/>
+        </w:rPr>
         <w:t>Diagnose one cause and name the cleanest next experiment:</w:t>
       </w:r>
     </w:p>
@@ -2018,8 +3150,26 @@
       </w:r>
     </w:p>
     <w:p>
-      <w:r>
-        <w:t>A report can honestly say 15 of 20 correct on this fictional held-out set. It cannot say the model is 75 percent reliable for every child, school or future input. Do not fabricate more examples to make a result sound decisive.</w:t>
+      <w:pPr>
+        <w:spacing w:line="336" w:lineRule="auto" w:after="180"/>
+      </w:pPr>
+      <w:r>
+        <w:rPr>
+          <w:b w:val="0"/>
+        </w:rPr>
+        <w:t xml:space="preserve">A report can honestly say 15 of 20 correct on this fictional held-out set. It cannot say the model is 75 percent reliable for every child, school or future </w:t>
+      </w:r>
+      <w:r>
+        <w:rPr>
+          <w:b/>
+        </w:rPr>
+        <w:t>input</w:t>
+      </w:r>
+      <w:r>
+        <w:rPr>
+          <w:b w:val="0"/>
+        </w:rPr>
+        <w:t>. Do not fabricate more examples to make a result sound decisive.</w:t>
       </w:r>
     </w:p>
     <w:p>
@@ -2060,6 +3210,17 @@
     </w:p>
     <w:p>
       <w:r>
+        <w:t>Practise Hold Out Test Data with support, then explain the deciding step in your own words.</w:t>
+      </w:r>
+    </w:p>
+    <w:p>
+      <w:pPr>
+        <w:spacing w:line="336" w:lineRule="auto" w:after="180"/>
+      </w:pPr>
+      <w:r>
+        <w:rPr>
+          <w:b/>
+        </w:rPr>
         <w:t>ML STUDIO</w:t>
       </w:r>
     </w:p>
@@ -2072,7 +3233,13 @@
       </w:r>
     </w:p>
     <w:p>
-      <w:r>
+      <w:pPr>
+        <w:spacing w:line="336" w:lineRule="auto" w:after="180"/>
+      </w:pPr>
+      <w:r>
+        <w:rPr>
+          <w:b w:val="0"/>
+        </w:rPr>
         <w:t>A trustworthy result can be reproduced from the recorded data, code, settings, and evaluation rule.</w:t>
       </w:r>
     </w:p>
@@ -2121,37 +3288,106 @@
       </w:r>
     </w:p>
     <w:p>
-      <w:r>
+      <w:pPr>
+        <w:pStyle w:val="Heading3"/>
+      </w:pPr>
+      <w:r>
+        <w:t>Question to explain</w:t>
+      </w:r>
+    </w:p>
+    <w:p>
+      <w:pPr>
+        <w:spacing w:line="336" w:lineRule="auto" w:after="180"/>
+        <w:shd w:fill="F5F1FB"/>
+      </w:pPr>
+      <w:r>
+        <w:rPr>
+          <w:b w:val="0"/>
+        </w:rPr>
         <w:t>QUESTION + intended use + success threshold</w:t>
       </w:r>
     </w:p>
     <w:p>
-      <w:r>
+      <w:pPr>
+        <w:spacing w:line="336" w:lineRule="auto" w:after="180"/>
+      </w:pPr>
+      <w:r>
+        <w:rPr>
+          <w:b w:val="0"/>
+        </w:rPr>
         <w:t>DATA version + grouped split + leakage check</w:t>
       </w:r>
     </w:p>
     <w:p>
-      <w:r>
-        <w:t>CODE/preprocessing + features + model + settings + seed</w:t>
-      </w:r>
-    </w:p>
-    <w:p>
-      <w:r>
+      <w:pPr>
+        <w:spacing w:line="336" w:lineRule="auto" w:after="180"/>
+      </w:pPr>
+      <w:r>
+        <w:rPr>
+          <w:b w:val="0"/>
+        </w:rPr>
+        <w:t>CODE/pre</w:t>
+      </w:r>
+      <w:r>
+        <w:rPr>
+          <w:b/>
+        </w:rPr>
+        <w:t>process</w:t>
+      </w:r>
+      <w:r>
+        <w:rPr>
+          <w:b w:val="0"/>
+        </w:rPr>
+        <w:t>ing + features + model + settings + seed</w:t>
+      </w:r>
+    </w:p>
+    <w:p>
+      <w:pPr>
+        <w:spacing w:line="336" w:lineRule="auto" w:after="180"/>
+      </w:pPr>
+      <w:r>
+        <w:rPr>
+          <w:b w:val="0"/>
+        </w:rPr>
         <w:t>METRICS + positive class + units + denominators</w:t>
       </w:r>
     </w:p>
     <w:p>
-      <w:r>
-        <w:t>PREDICTIONS + errors + subgroup slices + limitations</w:t>
-      </w:r>
-    </w:p>
-    <w:p>
-      <w:r>
+      <w:pPr>
+        <w:spacing w:line="336" w:lineRule="auto" w:after="180"/>
+      </w:pPr>
+      <w:r>
+        <w:rPr>
+          <w:b/>
+        </w:rPr>
+        <w:t>PREDICTION</w:t>
+      </w:r>
+      <w:r>
+        <w:rPr>
+          <w:b w:val="0"/>
+        </w:rPr>
+        <w:t>S + errors + subgroup slices + limitations</w:t>
+      </w:r>
+    </w:p>
+    <w:p>
+      <w:pPr>
+        <w:spacing w:line="336" w:lineRule="auto" w:after="180"/>
+      </w:pPr>
+      <w:r>
+        <w:rPr>
+          <w:b w:val="0"/>
+        </w:rPr>
         <w:t>HUMAN reviewer + release, revise, limit, or stop decision</w:t>
       </w:r>
     </w:p>
     <w:p>
-      <w:r>
+      <w:pPr>
+        <w:spacing w:line="336" w:lineRule="auto" w:after="180"/>
+      </w:pPr>
+      <w:r>
+        <w:rPr>
+          <w:b w:val="0"/>
+        </w:rPr>
         <w:t>Write the minimum record needed to reproduce today's result:</w:t>
       </w:r>
     </w:p>
@@ -2164,8 +3400,37 @@
       </w:r>
     </w:p>
     <w:p>
-      <w:r>
-        <w:t>After seeing three missed blocked cases, the team changes its threshold. The old test has now informed development. Preserve the first result and label later scores as post-test development. A new independent test is needed for a new untouched-test claim; repeatedly splitting the same inspected rows does not erase what was learned.</w:t>
+      <w:pPr>
+        <w:spacing w:line="336" w:lineRule="auto" w:after="180"/>
+      </w:pPr>
+      <w:r>
+        <w:rPr>
+          <w:b w:val="0"/>
+        </w:rPr>
+        <w:t>After seeing three missed blocked cases, the team changes its threshold. The old test has now informed development. Preserve the first result and label later scores as post-test development.</w:t>
+      </w:r>
+    </w:p>
+    <w:p>
+      <w:pPr>
+        <w:spacing w:line="336" w:lineRule="auto" w:after="180"/>
+      </w:pPr>
+      <w:r>
+        <w:rPr>
+          <w:b w:val="0"/>
+        </w:rPr>
+        <w:t xml:space="preserve">A new independent test is needed for a new untouched-test </w:t>
+      </w:r>
+      <w:r>
+        <w:rPr>
+          <w:b/>
+        </w:rPr>
+        <w:t>claim</w:t>
+      </w:r>
+      <w:r>
+        <w:rPr>
+          <w:b w:val="0"/>
+        </w:rPr>
+        <w:t>; repeatedly splitting the same inspected rows does not erase what was learned.</w:t>
       </w:r>
     </w:p>
     <w:p>
@@ -2177,8 +3442,38 @@
       </w:r>
     </w:p>
     <w:p>
-      <w:r>
-        <w:t>Use workbook W2 for the connected example “Final testing and honest claims”. First fill the input and rule boxes. Try the middle steps before asking for a hint. After a hint, try the next step yourself.</w:t>
+      <w:pPr>
+        <w:spacing w:line="336" w:lineRule="auto" w:after="180"/>
+      </w:pPr>
+      <w:r>
+        <w:rPr>
+          <w:b w:val="0"/>
+        </w:rPr>
+        <w:t xml:space="preserve">Use workbook W2 for the connected example “Final testing and honest </w:t>
+      </w:r>
+      <w:r>
+        <w:rPr>
+          <w:b/>
+        </w:rPr>
+        <w:t>claim</w:t>
+      </w:r>
+      <w:r>
+        <w:rPr>
+          <w:b w:val="0"/>
+        </w:rPr>
+        <w:t xml:space="preserve">s”. First fill the </w:t>
+      </w:r>
+      <w:r>
+        <w:rPr>
+          <w:b/>
+        </w:rPr>
+        <w:t>input</w:t>
+      </w:r>
+      <w:r>
+        <w:rPr>
+          <w:b w:val="0"/>
+        </w:rPr>
+        <w:t xml:space="preserve"> and rule boxes. Try the middle steps before asking for a hint. After a hint, try the next step yourself.</w:t>
       </w:r>
     </w:p>
     <w:tbl>
@@ -2261,7 +3556,13 @@
       </w:tr>
     </w:tbl>
     <w:p>
-      <w:r>
+      <w:pPr>
+        <w:spacing w:line="336" w:lineRule="auto" w:after="180"/>
+      </w:pPr>
+      <w:r>
+        <w:rPr>
+          <w:b w:val="0"/>
+        </w:rPr>
         <w:t>Explain your trace to a partner. Your partner points to one step to check. Swap roles on the next case. Each person writes their own explanation.</w:t>
       </w:r>
     </w:p>
@@ -2274,12 +3575,47 @@
       </w:r>
     </w:p>
     <w:p>
-      <w:r>
-        <w:t>Use the worked case for Final testing and honest claims. Proposed explanation: “A final answer is enough”. Decide whether this explanation is supported. Point to the step or supplied fact that decides; explain your repair if needed.</w:t>
-      </w:r>
-    </w:p>
-    <w:p>
-      <w:r>
+      <w:pPr>
+        <w:spacing w:line="336" w:lineRule="auto" w:after="180"/>
+      </w:pPr>
+      <w:r>
+        <w:rPr>
+          <w:b w:val="0"/>
+        </w:rPr>
+        <w:t xml:space="preserve">Use the worked case for Final testing and honest </w:t>
+      </w:r>
+      <w:r>
+        <w:rPr>
+          <w:b/>
+        </w:rPr>
+        <w:t>claim</w:t>
+      </w:r>
+      <w:r>
+        <w:rPr>
+          <w:b w:val="0"/>
+        </w:rPr>
+        <w:t>s. Proposed explanation: “A final answer is enough”. Decide whether this explanation is supported.</w:t>
+      </w:r>
+    </w:p>
+    <w:p>
+      <w:pPr>
+        <w:spacing w:line="336" w:lineRule="auto" w:after="180"/>
+      </w:pPr>
+      <w:r>
+        <w:rPr>
+          <w:b w:val="0"/>
+        </w:rPr>
+        <w:t>Point to the step or supplied fact that decides; explain your repair if needed.</w:t>
+      </w:r>
+    </w:p>
+    <w:p>
+      <w:pPr>
+        <w:spacing w:line="336" w:lineRule="auto" w:after="180"/>
+      </w:pPr>
+      <w:r>
+        <w:rPr>
+          <w:b w:val="0"/>
+        </w:rPr>
         <w:t>Answer on your own before discussion. If you are unsure, say which step you need help with.</w:t>
       </w:r>
     </w:p>
@@ -2292,8 +3628,38 @@
       </w:r>
     </w:p>
     <w:p>
-      <w:r>
-        <w:t>What is needed for an honest final claim about the revised version? Point to the relevant step in the picture, then write the changed result and the rule or evidence that supports it.</w:t>
+      <w:pPr>
+        <w:spacing w:line="336" w:lineRule="auto" w:after="180"/>
+      </w:pPr>
+      <w:r>
+        <w:rPr>
+          <w:b w:val="0"/>
+        </w:rPr>
+        <w:t xml:space="preserve">What is needed for an honest final </w:t>
+      </w:r>
+      <w:r>
+        <w:rPr>
+          <w:b/>
+        </w:rPr>
+        <w:t>claim</w:t>
+      </w:r>
+      <w:r>
+        <w:rPr>
+          <w:b w:val="0"/>
+        </w:rPr>
+        <w:t xml:space="preserve"> about the revised version? Point to the relevant step in the picture, then write the changed result and the rule or </w:t>
+      </w:r>
+      <w:r>
+        <w:rPr>
+          <w:b/>
+        </w:rPr>
+        <w:t>evidence</w:t>
+      </w:r>
+      <w:r>
+        <w:rPr>
+          <w:b w:val="0"/>
+        </w:rPr>
+        <w:t xml:space="preserve"> that supports it.</w:t>
       </w:r>
     </w:p>
     <w:p>
@@ -2325,7 +3691,13 @@
       </w:r>
     </w:p>
     <w:p>
-      <w:r>
+      <w:pPr>
+        <w:spacing w:line="336" w:lineRule="auto" w:after="180"/>
+      </w:pPr>
+      <w:r>
+        <w:rPr>
+          <w:b w:val="0"/>
+        </w:rPr>
         <w:t>This is supported practice. Keep the separately named independent case for an attempt before feedback.</w:t>
       </w:r>
     </w:p>
@@ -2339,7 +3711,24 @@
     </w:p>
     <w:p>
       <w:r>
-        <w:t>EVIDENCE LAB</w:t>
+        <w:t>Investigate Hold Out Test Data. Record the prediction, actual observation or labelled paper trace, explanation and next test separately.</w:t>
+      </w:r>
+    </w:p>
+    <w:p>
+      <w:pPr>
+        <w:spacing w:line="336" w:lineRule="auto" w:after="180"/>
+      </w:pPr>
+      <w:r>
+        <w:rPr>
+          <w:b/>
+        </w:rPr>
+        <w:t>EVIDENCE</w:t>
+      </w:r>
+      <w:r>
+        <w:rPr>
+          <w:b/>
+        </w:rPr>
+        <w:t xml:space="preserve"> LAB</w:t>
       </w:r>
     </w:p>
     <w:p>
@@ -2351,7 +3740,13 @@
       </w:r>
     </w:p>
     <w:p>
-      <w:r>
+      <w:pPr>
+        <w:spacing w:line="336" w:lineRule="auto" w:after="180"/>
+      </w:pPr>
+      <w:r>
+        <w:rPr>
+          <w:b w:val="0"/>
+        </w:rPr>
         <w:t>Keep the test conditions fixed, record every result, and change only one planned factor.</w:t>
       </w:r>
     </w:p>
@@ -2392,27 +3787,86 @@
       </w:r>
     </w:p>
     <w:p>
-      <w:r>
-        <w:t>1.  Write the hypothesis and expected evidence before running.</w:t>
-      </w:r>
-    </w:p>
-    <w:p>
-      <w:r>
-        <w:t>2.  Split-Integrity Court: classify workflow actions as allowed or contaminating, then redesign the evidence trail.</w:t>
-      </w:r>
-    </w:p>
-    <w:p>
-      <w:r>
+      <w:pPr>
+        <w:spacing w:line="336" w:lineRule="auto" w:after="180"/>
+        <w:shd w:fill="F4F9FC"/>
+      </w:pPr>
+      <w:r>
+        <w:rPr>
+          <w:b w:val="0"/>
+        </w:rPr>
+        <w:t xml:space="preserve">1.  Write the hypothesis and expected </w:t>
+      </w:r>
+      <w:r>
+        <w:rPr>
+          <w:b/>
+        </w:rPr>
+        <w:t>evidence</w:t>
+      </w:r>
+      <w:r>
+        <w:rPr>
+          <w:b w:val="0"/>
+        </w:rPr>
+        <w:t xml:space="preserve"> before running.</w:t>
+      </w:r>
+    </w:p>
+    <w:p>
+      <w:pPr>
+        <w:spacing w:line="336" w:lineRule="auto" w:after="180"/>
+        <w:shd w:fill="F4F9FC"/>
+      </w:pPr>
+      <w:r>
+        <w:rPr>
+          <w:b w:val="0"/>
+        </w:rPr>
+        <w:t xml:space="preserve">2.  Split-Integrity Court: classify workflow actions as allowed or contaminating, then redesign the </w:t>
+      </w:r>
+      <w:r>
+        <w:rPr>
+          <w:b/>
+        </w:rPr>
+        <w:t>evidence</w:t>
+      </w:r>
+      <w:r>
+        <w:rPr>
+          <w:b w:val="0"/>
+        </w:rPr>
+        <w:t xml:space="preserve"> trail.</w:t>
+      </w:r>
+    </w:p>
+    <w:p>
+      <w:pPr>
+        <w:spacing w:line="336" w:lineRule="auto" w:after="180"/>
+        <w:shd w:fill="F4F9FC"/>
+      </w:pPr>
+      <w:r>
+        <w:rPr>
+          <w:b w:val="0"/>
+        </w:rPr>
         <w:t>3.  Run one normal, one boundary, one missing, and one shifted case.</w:t>
       </w:r>
     </w:p>
     <w:p>
-      <w:r>
+      <w:pPr>
+        <w:spacing w:line="336" w:lineRule="auto" w:after="180"/>
+        <w:shd w:fill="F4F9FC"/>
+      </w:pPr>
+      <w:r>
+        <w:rPr>
+          <w:b w:val="0"/>
+        </w:rPr>
         <w:t>4.  Calculate the metric from raw counts or row-level errors.</w:t>
       </w:r>
     </w:p>
     <w:p>
-      <w:r>
+      <w:pPr>
+        <w:spacing w:line="336" w:lineRule="auto" w:after="180"/>
+        <w:shd w:fill="F4F9FC"/>
+      </w:pPr>
+      <w:r>
+        <w:rPr>
+          <w:b w:val="0"/>
+        </w:rPr>
         <w:t>5.  Interpret what changed, what did not, and what remains unsafe or unknown.</w:t>
       </w:r>
     </w:p>
@@ -2670,7 +4124,13 @@
       </w:r>
     </w:p>
     <w:p>
-      <w:r>
+      <w:pPr>
+        <w:spacing w:line="336" w:lineRule="auto" w:after="180"/>
+      </w:pPr>
+      <w:r>
+        <w:rPr>
+          <w:b w:val="0"/>
+        </w:rPr>
         <w:t>Before trying: what do I expect, and why? While trying: which step could first go wrong? Afterwards: what did I actually observe, and what should change? Keep “not run” if you only traced the procedure.</w:t>
       </w:r>
     </w:p>
@@ -2684,6 +4144,17 @@
     </w:p>
     <w:p>
       <w:r>
+        <w:t>Move from recall to tracing, diagnosis and transfer in Hold Out Test Data. Explain why each step is justified.</w:t>
+      </w:r>
+    </w:p>
+    <w:p>
+      <w:pPr>
+        <w:spacing w:line="336" w:lineRule="auto" w:after="180"/>
+      </w:pPr>
+      <w:r>
+        <w:rPr>
+          <w:b/>
+        </w:rPr>
         <w:t>MASTERY</w:t>
       </w:r>
     </w:p>
@@ -2696,8 +4167,26 @@
       </w:r>
     </w:p>
     <w:p>
-      <w:r>
-        <w:t>Move upward only when you can produce evidence without copying the example.</w:t>
+      <w:pPr>
+        <w:spacing w:line="336" w:lineRule="auto" w:after="180"/>
+      </w:pPr>
+      <w:r>
+        <w:rPr>
+          <w:b w:val="0"/>
+        </w:rPr>
+        <w:t xml:space="preserve">Move upward only when you can produce </w:t>
+      </w:r>
+      <w:r>
+        <w:rPr>
+          <w:b/>
+        </w:rPr>
+        <w:t>evidence</w:t>
+      </w:r>
+      <w:r>
+        <w:rPr>
+          <w:b w:val="0"/>
+        </w:rPr>
+        <w:t xml:space="preserve"> without copying the example.</w:t>
       </w:r>
     </w:p>
     <w:p>
@@ -2737,42 +4226,167 @@
       </w:r>
     </w:p>
     <w:p>
-      <w:r>
-        <w:t>DEFINE  Use all four terms precisely: holdout, contamination, model selection, final estimate.</w:t>
-      </w:r>
-    </w:p>
-    <w:p>
-      <w:r>
-        <w:t>CALCULATE  Reproduce the worked evidence with units and denominator.</w:t>
-      </w:r>
-    </w:p>
-    <w:p>
-      <w:r>
+      <w:pPr>
+        <w:spacing w:line="336" w:lineRule="auto" w:after="180"/>
+      </w:pPr>
+      <w:r>
+        <w:rPr>
+          <w:b w:val="0"/>
+        </w:rPr>
+        <w:t xml:space="preserve">DEFINE  Use all four terms precisely: </w:t>
+      </w:r>
+      <w:r>
+        <w:rPr>
+          <w:b/>
+        </w:rPr>
+        <w:t>holdout</w:t>
+      </w:r>
+      <w:r>
+        <w:rPr>
+          <w:b w:val="0"/>
+        </w:rPr>
+        <w:t xml:space="preserve">, </w:t>
+      </w:r>
+      <w:r>
+        <w:rPr>
+          <w:b/>
+        </w:rPr>
+        <w:t>contamination</w:t>
+      </w:r>
+      <w:r>
+        <w:rPr>
+          <w:b w:val="0"/>
+        </w:rPr>
+        <w:t xml:space="preserve">, </w:t>
+      </w:r>
+      <w:r>
+        <w:rPr>
+          <w:b/>
+        </w:rPr>
+        <w:t>model selection</w:t>
+      </w:r>
+      <w:r>
+        <w:rPr>
+          <w:b w:val="0"/>
+        </w:rPr>
+        <w:t xml:space="preserve">, </w:t>
+      </w:r>
+      <w:r>
+        <w:rPr>
+          <w:b/>
+        </w:rPr>
+        <w:t>final estimate</w:t>
+      </w:r>
+      <w:r>
+        <w:rPr>
+          <w:b w:val="0"/>
+        </w:rPr>
+        <w:t>.</w:t>
+      </w:r>
+    </w:p>
+    <w:p>
+      <w:pPr>
+        <w:spacing w:line="336" w:lineRule="auto" w:after="180"/>
+      </w:pPr>
+      <w:r>
+        <w:rPr>
+          <w:b w:val="0"/>
+        </w:rPr>
+        <w:t xml:space="preserve">CALCULATE  Reproduce the worked </w:t>
+      </w:r>
+      <w:r>
+        <w:rPr>
+          <w:b/>
+        </w:rPr>
+        <w:t>evidence</w:t>
+      </w:r>
+      <w:r>
+        <w:rPr>
+          <w:b w:val="0"/>
+        </w:rPr>
+        <w:t xml:space="preserve"> with units and denominator.</w:t>
+      </w:r>
+    </w:p>
+    <w:p>
+      <w:pPr>
+        <w:spacing w:line="336" w:lineRule="auto" w:after="180"/>
+        <w:shd w:fill="F4F9FC"/>
+      </w:pPr>
+      <w:r>
+        <w:rPr>
+          <w:b w:val="0"/>
+        </w:rPr>
         <w:t>TRACE  Explain the data, code or decision path.</w:t>
       </w:r>
     </w:p>
     <w:p>
-      <w:r>
+      <w:pPr>
+        <w:spacing w:line="336" w:lineRule="auto" w:after="180"/>
+        <w:shd w:fill="F4F9FC"/>
+      </w:pPr>
+      <w:r>
+        <w:rPr>
+          <w:b w:val="0"/>
+        </w:rPr>
         <w:t>DIAGNOSE  Test data remains unbiased as long as the model never directly fits its labels.</w:t>
       </w:r>
     </w:p>
     <w:p>
-      <w:r>
+      <w:pPr>
+        <w:spacing w:line="336" w:lineRule="auto" w:after="180"/>
+        <w:shd w:fill="F4F9FC"/>
+      </w:pPr>
+      <w:r>
+        <w:rPr>
+          <w:b w:val="0"/>
+        </w:rPr>
         <w:t>TRANSFER  Solve a fresh dataset or model case.</w:t>
       </w:r>
     </w:p>
     <w:p>
-      <w:r>
-        <w:t>IMPROVE  Change one cause and rerun fixed evidence.</w:t>
-      </w:r>
-    </w:p>
-    <w:p>
-      <w:r>
+      <w:pPr>
+        <w:spacing w:line="336" w:lineRule="auto" w:after="180"/>
+      </w:pPr>
+      <w:r>
+        <w:rPr>
+          <w:b w:val="0"/>
+        </w:rPr>
+        <w:t xml:space="preserve">IMPROVE  Change one cause and rerun fixed </w:t>
+      </w:r>
+      <w:r>
+        <w:rPr>
+          <w:b/>
+        </w:rPr>
+        <w:t>evidence</w:t>
+      </w:r>
+      <w:r>
+        <w:rPr>
+          <w:b w:val="0"/>
+        </w:rPr>
+        <w:t>.</w:t>
+      </w:r>
+    </w:p>
+    <w:p>
+      <w:pPr>
+        <w:spacing w:line="336" w:lineRule="auto" w:after="180"/>
+        <w:shd w:fill="F4F9FC"/>
+      </w:pPr>
+      <w:r>
+        <w:rPr>
+          <w:b w:val="0"/>
+        </w:rPr>
         <w:t>DEFEND  State intended use, metric, limitation, and human responsibility.</w:t>
       </w:r>
     </w:p>
     <w:p>
-      <w:r>
+      <w:pPr>
+        <w:spacing w:line="336" w:lineRule="auto" w:after="180"/>
+        <w:shd w:fill="F1F6F8"/>
+      </w:pPr>
+      <w:r>
+        <w:rPr>
+          <w:b w:val="0"/>
+        </w:rPr>
         <w:t>MASTERY RULE  A coached calculation becomes mastery only after a different case is completed independently.</w:t>
       </w:r>
     </w:p>
@@ -2786,6 +4400,17 @@
     </w:p>
     <w:p>
       <w:r>
+        <w:t>Apply this week’s idea to Responsible Plant Classifier. Keep an annotated decision and the evidence supporting it.</w:t>
+      </w:r>
+    </w:p>
+    <w:p>
+      <w:pPr>
+        <w:spacing w:line="336" w:lineRule="auto" w:after="180"/>
+      </w:pPr>
+      <w:r>
+        <w:rPr>
+          <w:b/>
+        </w:rPr>
         <w:t>CUMULATIVE PROJECT</w:t>
       </w:r>
     </w:p>
@@ -2798,8 +4423,26 @@
       </w:r>
     </w:p>
     <w:p>
-      <w:r>
-        <w:t>Every week adds one reviewable artifact to the same evidence-based capstone.</w:t>
+      <w:pPr>
+        <w:spacing w:line="336" w:lineRule="auto" w:after="180"/>
+      </w:pPr>
+      <w:r>
+        <w:rPr>
+          <w:b w:val="0"/>
+        </w:rPr>
+        <w:t xml:space="preserve">Every week adds one reviewable artifact to the same </w:t>
+      </w:r>
+      <w:r>
+        <w:rPr>
+          <w:b/>
+        </w:rPr>
+        <w:t>evidence</w:t>
+      </w:r>
+      <w:r>
+        <w:rPr>
+          <w:b w:val="0"/>
+        </w:rPr>
+        <w:t>-based capstone.</w:t>
       </w:r>
     </w:p>
     <w:p>
@@ -2839,43 +4482,110 @@
       </w:r>
     </w:p>
     <w:p>
-      <w:r>
+      <w:pPr>
+        <w:spacing w:line="336" w:lineRule="auto" w:after="180"/>
+        <w:shd w:fill="EDF7F3"/>
+      </w:pPr>
+      <w:r>
+        <w:rPr>
+          <w:b w:val="0"/>
+        </w:rPr>
         <w:t>THIS WEEK'S CHECKPOINT  Seal the Plant Classifier final test IDs and labels; record who may open them and at which release gate.</w:t>
       </w:r>
     </w:p>
     <w:p>
-      <w:r>
+      <w:pPr>
+        <w:spacing w:line="336" w:lineRule="auto" w:after="180"/>
+        <w:shd w:fill="F5F1FB"/>
+      </w:pPr>
+      <w:r>
+        <w:rPr>
+          <w:b w:val="0"/>
+        </w:rPr>
         <w:t>Which requirement or risk does this artifact address?</w:t>
       </w:r>
     </w:p>
     <w:p>
-      <w:r>
+      <w:pPr>
+        <w:spacing w:line="336" w:lineRule="auto" w:after="180"/>
+        <w:shd w:fill="F5F1FB"/>
+      </w:pPr>
+      <w:r>
+        <w:rPr>
+          <w:b w:val="0"/>
+        </w:rPr>
         <w:t>Which dataset, split, code, and metric version does it use?</w:t>
       </w:r>
     </w:p>
     <w:p>
-      <w:r>
+      <w:pPr>
+        <w:spacing w:line="336" w:lineRule="auto" w:after="180"/>
+        <w:shd w:fill="F5F1FB"/>
+      </w:pPr>
+      <w:r>
+        <w:rPr>
+          <w:b w:val="0"/>
+        </w:rPr>
         <w:t>What normal and shifted cases were tested?</w:t>
       </w:r>
     </w:p>
     <w:p>
-      <w:r>
+      <w:pPr>
+        <w:spacing w:line="336" w:lineRule="auto" w:after="180"/>
+        <w:shd w:fill="F5F1FB"/>
+      </w:pPr>
+      <w:r>
+        <w:rPr>
+          <w:b w:val="0"/>
+        </w:rPr>
         <w:t>What remains uncertain or weak?</w:t>
       </w:r>
     </w:p>
     <w:p>
-      <w:r>
+      <w:pPr>
+        <w:spacing w:line="336" w:lineRule="auto" w:after="180"/>
+        <w:shd w:fill="F5F1FB"/>
+      </w:pPr>
+      <w:r>
+        <w:rPr>
+          <w:b w:val="0"/>
+        </w:rPr>
         <w:t>What decision still belongs to a teacher or qualified human?</w:t>
       </w:r>
     </w:p>
     <w:p>
-      <w:r>
+      <w:pPr>
+        <w:spacing w:line="336" w:lineRule="auto" w:after="180"/>
+        <w:shd w:fill="FFF5E6"/>
+      </w:pPr>
+      <w:r>
+        <w:rPr>
+          <w:b w:val="0"/>
+        </w:rPr>
         <w:t>RESPONSIBLE RELEASE  Never use this classroom prototype for medical, pesticide, agricultural, or other consequential decisions.</w:t>
       </w:r>
     </w:p>
     <w:p>
-      <w:r>
-        <w:t>My evidence-linked project decision:</w:t>
+      <w:pPr>
+        <w:spacing w:line="336" w:lineRule="auto" w:after="180"/>
+      </w:pPr>
+      <w:r>
+        <w:rPr>
+          <w:b w:val="0"/>
+        </w:rPr>
+        <w:t xml:space="preserve">My </w:t>
+      </w:r>
+      <w:r>
+        <w:rPr>
+          <w:b/>
+        </w:rPr>
+        <w:t>evidence</w:t>
+      </w:r>
+      <w:r>
+        <w:rPr>
+          <w:b w:val="0"/>
+        </w:rPr>
+        <w:t>-linked project decision:</w:t>
       </w:r>
     </w:p>
     <w:p>
@@ -2887,8 +4597,37 @@
       </w:r>
     </w:p>
     <w:p>
-      <w:r>
-        <w:t>For your Responsible Plant Classifier, save the input, procedure, observed result and limitation of this check. Label this worked example as practice; use a different, previously unreviewed case when checking independent understanding.</w:t>
+      <w:pPr>
+        <w:spacing w:line="336" w:lineRule="auto" w:after="180"/>
+      </w:pPr>
+      <w:r>
+        <w:rPr>
+          <w:b w:val="0"/>
+        </w:rPr>
+        <w:t xml:space="preserve">For your Responsible Plant Classifier, save the </w:t>
+      </w:r>
+      <w:r>
+        <w:rPr>
+          <w:b/>
+        </w:rPr>
+        <w:t>input</w:t>
+      </w:r>
+      <w:r>
+        <w:rPr>
+          <w:b w:val="0"/>
+        </w:rPr>
+        <w:t>, procedure, observed result and limitation of this check.</w:t>
+      </w:r>
+    </w:p>
+    <w:p>
+      <w:pPr>
+        <w:spacing w:line="336" w:lineRule="auto" w:after="180"/>
+      </w:pPr>
+      <w:r>
+        <w:rPr>
+          <w:b w:val="0"/>
+        </w:rPr>
+        <w:t>Label this worked example as practice; use a different, previously unreviewed case when checking independent understanding.</w:t>
       </w:r>
     </w:p>
     <w:p>
@@ -2901,6 +4640,17 @@
     </w:p>
     <w:p>
       <w:r>
+        <w:t>Use a genuinely new case for independent evidence. Previously discussed examples remain practice; use the separately named independent case before feedback.</w:t>
+      </w:r>
+    </w:p>
+    <w:p>
+      <w:pPr>
+        <w:spacing w:line="336" w:lineRule="auto" w:after="180"/>
+      </w:pPr>
+      <w:r>
+        <w:rPr>
+          <w:b/>
+        </w:rPr>
         <w:t>INDEPENDENT PROOF</w:t>
       </w:r>
     </w:p>
@@ -2913,7 +4663,13 @@
       </w:r>
     </w:p>
     <w:p>
-      <w:r>
+      <w:pPr>
+        <w:spacing w:line="336" w:lineRule="auto" w:after="180"/>
+      </w:pPr>
+      <w:r>
+        <w:rPr>
+          <w:b w:val="0"/>
+        </w:rPr>
         <w:t>Complete this with a fresh case after guided practice and compare it with the mastery criteria.</w:t>
       </w:r>
     </w:p>
@@ -2954,48 +4710,144 @@
       </w:r>
     </w:p>
     <w:p>
-      <w:r>
+      <w:pPr>
+        <w:pStyle w:val="Heading3"/>
+      </w:pPr>
+      <w:r>
+        <w:t>What success looks like</w:t>
+      </w:r>
+    </w:p>
+    <w:p>
+      <w:pPr>
+        <w:spacing w:line="336" w:lineRule="auto" w:after="180"/>
+        <w:shd w:fill="EDF7F3"/>
+      </w:pPr>
+      <w:r>
+        <w:rPr>
+          <w:b w:val="0"/>
+        </w:rPr>
         <w:t>REQUIRED PROOF  Identify contaminated evaluations and repair the workflow.</w:t>
       </w:r>
     </w:p>
     <w:p>
-      <w:r>
+      <w:pPr>
+        <w:spacing w:line="336" w:lineRule="auto" w:after="180"/>
+      </w:pPr>
+      <w:r>
+        <w:rPr>
+          <w:b w:val="0"/>
+        </w:rPr>
         <w:t>□ Define the task, feature/target roles, and intended-use boundary.</w:t>
       </w:r>
     </w:p>
     <w:p>
-      <w:r>
+      <w:pPr>
+        <w:spacing w:line="336" w:lineRule="auto" w:after="180"/>
+      </w:pPr>
+      <w:r>
+        <w:rPr>
+          <w:b w:val="0"/>
+        </w:rPr>
         <w:t>□ Show the calculation, code trace, or experiment record.</w:t>
       </w:r>
     </w:p>
     <w:p>
-      <w:r>
+      <w:pPr>
+        <w:spacing w:line="336" w:lineRule="auto" w:after="180"/>
+      </w:pPr>
+      <w:r>
+        <w:rPr>
+          <w:b w:val="0"/>
+        </w:rPr>
         <w:t>□ Test a normal case and one revealing boundary, missing, or shifted case.</w:t>
       </w:r>
     </w:p>
     <w:p>
-      <w:r>
+      <w:pPr>
+        <w:spacing w:line="336" w:lineRule="auto" w:after="180"/>
+      </w:pPr>
+      <w:r>
+        <w:rPr>
+          <w:b w:val="0"/>
+        </w:rPr>
         <w:t>□ Diagnose one failure without changing several factors at once.</w:t>
       </w:r>
     </w:p>
     <w:p>
-      <w:r>
+      <w:pPr>
+        <w:spacing w:line="336" w:lineRule="auto" w:after="180"/>
+      </w:pPr>
+      <w:r>
+        <w:rPr>
+          <w:b w:val="0"/>
+        </w:rPr>
         <w:t>□ Name a limitation, fairness concern, and the human-review action.</w:t>
       </w:r>
     </w:p>
     <w:p>
-      <w:r>
-        <w:t>Independent evidence and defense:</w:t>
-      </w:r>
-    </w:p>
-    <w:p>
-      <w:r>
+      <w:pPr>
+        <w:spacing w:line="336" w:lineRule="auto" w:after="180"/>
+      </w:pPr>
+      <w:r>
+        <w:rPr>
+          <w:b w:val="0"/>
+        </w:rPr>
+        <w:t xml:space="preserve">Independent </w:t>
+      </w:r>
+      <w:r>
+        <w:rPr>
+          <w:b/>
+        </w:rPr>
+        <w:t>evidence</w:t>
+      </w:r>
+      <w:r>
+        <w:rPr>
+          <w:b w:val="0"/>
+        </w:rPr>
+        <w:t xml:space="preserve"> and defense:</w:t>
+      </w:r>
+    </w:p>
+    <w:p>
+      <w:pPr>
+        <w:spacing w:line="336" w:lineRule="auto" w:after="180"/>
+      </w:pPr>
+      <w:r>
+        <w:rPr>
+          <w:b w:val="0"/>
+        </w:rPr>
         <w:t>My level:  □ Not yet  □ With one hint  □ Independently  □ I can teach and defend it</w:t>
       </w:r>
     </w:p>
     <w:p>
-      <w:r>
-        <w:t>NEXT BRIDGE  Carry the experiment evidence into: Train, Validation, Test.</w:t>
+      <w:pPr>
+        <w:pStyle w:val="Heading3"/>
+      </w:pPr>
+      <w:r>
+        <w:t>Connect to the next lesson</w:t>
+      </w:r>
+    </w:p>
+    <w:p>
+      <w:pPr>
+        <w:spacing w:line="336" w:lineRule="auto" w:after="180"/>
+        <w:shd w:fill="F1F6F8"/>
+      </w:pPr>
+      <w:r>
+        <w:rPr>
+          <w:b w:val="0"/>
+        </w:rPr>
+        <w:t xml:space="preserve">NEXT BRIDGE  Carry the experiment </w:t>
+      </w:r>
+      <w:r>
+        <w:rPr>
+          <w:b/>
+        </w:rPr>
+        <w:t>evidence</w:t>
+      </w:r>
+      <w:r>
+        <w:rPr>
+          <w:b w:val="0"/>
+        </w:rPr>
+        <w:t xml:space="preserve"> into: Train, Validation, Test.</w:t>
       </w:r>
     </w:p>
     <w:p>
@@ -3007,6 +4859,11 @@
       </w:r>
     </w:p>
     <w:p>
+      <w:r>
+        <w:t>Revisit the complete Hold Out Test Data case for supported practice. Repeated examples do not become fresh assessments.</w:t>
+      </w:r>
+    </w:p>
+    <w:p>
       <w:pPr>
         <w:pStyle w:val="Heading3"/>
       </w:pPr>
@@ -3015,7 +4872,13 @@
       </w:r>
     </w:p>
     <w:p>
-      <w:r>
+      <w:pPr>
+        <w:spacing w:line="336" w:lineRule="auto" w:after="180"/>
+      </w:pPr>
+      <w:r>
+        <w:rPr>
+          <w:b w:val="0"/>
+        </w:rPr>
         <w:t>Use the supplied details to practise the weekly concept before attempting the independent question. This case extends the illustrated lesson.</w:t>
       </w:r>
     </w:p>
@@ -3028,7 +4891,13 @@
       </w:r>
     </w:p>
     <w:p>
-      <w:r>
+      <w:pPr>
+        <w:spacing w:line="336" w:lineRule="auto" w:after="180"/>
+      </w:pPr>
+      <w:r>
+        <w:rPr>
+          <w:b w:val="0"/>
+        </w:rPr>
         <w:t>A final-test folder has twenty leaves; its labels are opened weekly to choose models.</w:t>
       </w:r>
     </w:p>
@@ -3041,7 +4910,14 @@
       </w:r>
     </w:p>
     <w:p>
-      <w:r>
+      <w:pPr>
+        <w:spacing w:line="336" w:lineRule="auto" w:after="180"/>
+        <w:shd w:fill="F5F1FB"/>
+      </w:pPr>
+      <w:r>
+        <w:rPr>
+          <w:b w:val="0"/>
+        </w:rPr>
         <w:t>Is it still untouched?</w:t>
       </w:r>
     </w:p>
@@ -3054,7 +4930,13 @@
       </w:r>
     </w:p>
     <w:p>
-      <w:r>
+      <w:pPr>
+        <w:spacing w:line="336" w:lineRule="auto" w:after="180"/>
+      </w:pPr>
+      <w:r>
+        <w:rPr>
+          <w:b w:val="0"/>
+        </w:rPr>
         <w:t>No. It functions as validation. Reserve a genuinely unused set for final evaluation or disclose the limitation.</w:t>
       </w:r>
     </w:p>
@@ -3067,7 +4949,14 @@
       </w:r>
     </w:p>
     <w:p>
-      <w:r>
+      <w:pPr>
+        <w:spacing w:line="336" w:lineRule="auto" w:after="180"/>
+        <w:shd w:fill="F5F1FB"/>
+      </w:pPr>
+      <w:r>
+        <w:rPr>
+          <w:b w:val="0"/>
+        </w:rPr>
         <w:t>Which detail supports the answer, and why does it matter?</w:t>
       </w:r>
     </w:p>
@@ -3245,17 +5134,36 @@
       </w:tr>
     </w:tbl>
     <w:p>
-      <w:r>
+      <w:pPr>
+        <w:spacing w:line="336" w:lineRule="auto" w:after="180"/>
+      </w:pPr>
+      <w:r>
+        <w:rPr>
+          <w:b w:val="0"/>
+        </w:rPr>
         <w:t>A final-test folder has twenty leaves; its labels are opened weekly to choose models.</w:t>
       </w:r>
     </w:p>
     <w:p>
-      <w:r>
+      <w:pPr>
+        <w:spacing w:line="336" w:lineRule="auto" w:after="180"/>
+        <w:shd w:fill="F5F1FB"/>
+      </w:pPr>
+      <w:r>
+        <w:rPr>
+          <w:b w:val="0"/>
+        </w:rPr>
         <w:t>Is it still untouched?</w:t>
       </w:r>
     </w:p>
     <w:p>
-      <w:r>
+      <w:pPr>
+        <w:spacing w:line="336" w:lineRule="auto" w:after="180"/>
+      </w:pPr>
+      <w:r>
+        <w:rPr>
+          <w:b w:val="0"/>
+        </w:rPr>
         <w:t>No. It functions as validation. Reserve a genuinely unused set for final evaluation or disclose the limitation.</w:t>
       </w:r>
     </w:p>
@@ -3268,6 +5176,11 @@
       </w:r>
     </w:p>
     <w:p>
+      <w:r>
+        <w:t>Attempt the reserved new case before feedback. Record support; the earlier examples below remain additional practice.</w:t>
+      </w:r>
+    </w:p>
+    <w:p>
       <w:pPr>
         <w:pStyle w:val="Heading3"/>
       </w:pPr>
@@ -3276,8 +5189,26 @@
       </w:r>
     </w:p>
     <w:p>
-      <w:r>
-        <w:t>A new frozen test has TN 7 FP 1 FN 2 TP 2. Calculate accuracy, precision and recall and state a bounded claim.</w:t>
+      <w:pPr>
+        <w:spacing w:line="336" w:lineRule="auto" w:after="180"/>
+      </w:pPr>
+      <w:r>
+        <w:rPr>
+          <w:b w:val="0"/>
+        </w:rPr>
+        <w:t xml:space="preserve">A new frozen test has TN 7 FP 1 FN 2 TP 2. Calculate accuracy, precision and recall and state a bounded </w:t>
+      </w:r>
+      <w:r>
+        <w:rPr>
+          <w:b/>
+        </w:rPr>
+        <w:t>claim</w:t>
+      </w:r>
+      <w:r>
+        <w:rPr>
+          <w:b w:val="0"/>
+        </w:rPr>
+        <w:t>.</w:t>
       </w:r>
     </w:p>
     <w:p>
@@ -3324,7 +5255,13 @@
       </w:r>
     </w:p>
     <w:p>
-      <w:r>
+      <w:pPr>
+        <w:spacing w:line="336" w:lineRule="auto" w:after="180"/>
+      </w:pPr>
+      <w:r>
+        <w:rPr>
+          <w:b w:val="0"/>
+        </w:rPr>
         <w:t>Attempt this case before feedback. Record any help. Earlier examples below are further practice; a case already practised with feedback cannot establish fresh transfer.</w:t>
       </w:r>
     </w:p>
@@ -3337,18 +5274,43 @@
       </w:r>
     </w:p>
     <w:p>
-      <w:r>
+      <w:pPr>
+        <w:spacing w:line="336" w:lineRule="auto" w:after="180"/>
+      </w:pPr>
+      <w:r>
+        <w:rPr>
+          <w:b w:val="0"/>
+        </w:rPr>
         <w:t>Close the worked explanation. Apply the idea to this different question without copying.</w:t>
       </w:r>
     </w:p>
     <w:p>
-      <w:r>
+      <w:pPr>
+        <w:spacing w:line="336" w:lineRule="auto" w:after="180"/>
+        <w:shd w:fill="F5F1FB"/>
+      </w:pPr>
+      <w:r>
+        <w:rPr>
+          <w:b w:val="0"/>
+        </w:rPr>
         <w:t>You inspect final test failures, change features to fix them and report the new score on that same test set as untouched. What is wrong?</w:t>
       </w:r>
     </w:p>
     <w:p>
-      <w:r>
-        <w:t>My answer, with a trace, calculation or supporting evidence</w:t>
+      <w:pPr>
+        <w:spacing w:line="336" w:lineRule="auto" w:after="180"/>
+      </w:pPr>
+      <w:r>
+        <w:rPr>
+          <w:b w:val="0"/>
+        </w:rPr>
+        <w:t xml:space="preserve">My answer, with a trace, calculation or supporting </w:t>
+      </w:r>
+      <w:r>
+        <w:rPr>
+          <w:b/>
+        </w:rPr>
+        <w:t>evidence</w:t>
       </w:r>
     </w:p>
     <w:p>
@@ -3393,13 +5355,37 @@
       </w:r>
     </w:p>
     <w:p>
-      <w:r>
+      <w:pPr>
+        <w:spacing w:line="336" w:lineRule="auto" w:after="180"/>
+      </w:pPr>
+      <w:r>
+        <w:rPr>
+          <w:b w:val="0"/>
+        </w:rPr>
         <w:t>Change one relevant detail. Predict the result before testing. Include a boundary or missing-information case when it helps reveal a limit.</w:t>
       </w:r>
     </w:p>
     <w:p>
-      <w:r>
-        <w:t>My changed input and expected result</w:t>
+      <w:pPr>
+        <w:spacing w:line="336" w:lineRule="auto" w:after="180"/>
+      </w:pPr>
+      <w:r>
+        <w:rPr>
+          <w:b w:val="0"/>
+        </w:rPr>
+        <w:t xml:space="preserve">My changed </w:t>
+      </w:r>
+      <w:r>
+        <w:rPr>
+          <w:b/>
+        </w:rPr>
+        <w:t>input</w:t>
+      </w:r>
+      <w:r>
+        <w:rPr>
+          <w:b w:val="0"/>
+        </w:rPr>
+        <w:t xml:space="preserve"> and expected result</w:t>
       </w:r>
     </w:p>
     <w:p>
@@ -3444,13 +5430,37 @@
       </w:r>
     </w:p>
     <w:p>
-      <w:r>
+      <w:pPr>
+        <w:spacing w:line="336" w:lineRule="auto" w:after="180"/>
+      </w:pPr>
+      <w:r>
+        <w:rPr>
+          <w:b w:val="0"/>
+        </w:rPr>
         <w:t>Seal the Plant Classifier final test IDs and labels; record who may open them and at which release gate.</w:t>
       </w:r>
     </w:p>
     <w:p>
-      <w:r>
-        <w:t>The evidence I will keep</w:t>
+      <w:pPr>
+        <w:spacing w:line="336" w:lineRule="auto" w:after="180"/>
+      </w:pPr>
+      <w:r>
+        <w:rPr>
+          <w:b w:val="0"/>
+        </w:rPr>
+        <w:t xml:space="preserve">The </w:t>
+      </w:r>
+      <w:r>
+        <w:rPr>
+          <w:b/>
+        </w:rPr>
+        <w:t>evidence</w:t>
+      </w:r>
+      <w:r>
+        <w:rPr>
+          <w:b w:val="0"/>
+        </w:rPr>
+        <w:t xml:space="preserve"> I will keep</w:t>
       </w:r>
     </w:p>
     <w:p>
@@ -3487,8 +5497,26 @@
       </w:r>
     </w:p>
     <w:p>
-      <w:r>
-        <w:t>Your teacher has the independent answer and scoring criteria. Complete the matching workbook week to keep your practice evidence together.</w:t>
+      <w:pPr>
+        <w:spacing w:line="336" w:lineRule="auto" w:after="180"/>
+      </w:pPr>
+      <w:r>
+        <w:rPr>
+          <w:b w:val="0"/>
+        </w:rPr>
+        <w:t xml:space="preserve">Your teacher has the independent answer and scoring criteria. Complete the matching workbook week to keep your practice </w:t>
+      </w:r>
+      <w:r>
+        <w:rPr>
+          <w:b/>
+        </w:rPr>
+        <w:t>evidence</w:t>
+      </w:r>
+      <w:r>
+        <w:rPr>
+          <w:b w:val="0"/>
+        </w:rPr>
+        <w:t xml:space="preserve"> together.</w:t>
       </w:r>
     </w:p>
     <w:p>
@@ -3500,7 +5528,13 @@
       </w:r>
     </w:p>
     <w:p>
-      <w:r>
+      <w:pPr>
+        <w:spacing w:line="336" w:lineRule="auto" w:after="180"/>
+      </w:pPr>
+      <w:r>
+        <w:rPr>
+          <w:b w:val="0"/>
+        </w:rPr>
         <w:t>After seeing test errors, a team adjusts its threshold and reports the improved score on that same test. Rename the set's role and describe an honest final report if no new data exists.</w:t>
       </w:r>
     </w:p>
@@ -3556,8 +5590,25 @@
       </w:r>
     </w:p>
     <w:p>
-      <w:r>
-        <w:t>Attempt the independent case before hints. Record whether you worked alone, used a hint or followed a model. After feedback, fix the first unsupported step and explain why it changed. A later check uses a changed case, not a copied answer.</w:t>
+      <w:pPr>
+        <w:spacing w:line="336" w:lineRule="auto" w:after="180"/>
+      </w:pPr>
+      <w:r>
+        <w:rPr>
+          <w:b w:val="0"/>
+        </w:rPr>
+        <w:t>Attempt the independent case before hints. Record whether you worked alone, used a hint or followed a model. After feedback, fix the first unsupported step and explain why it changed.</w:t>
+      </w:r>
+    </w:p>
+    <w:p>
+      <w:pPr>
+        <w:spacing w:line="336" w:lineRule="auto" w:after="180"/>
+      </w:pPr>
+      <w:r>
+        <w:rPr>
+          <w:b w:val="0"/>
+        </w:rPr>
+        <w:t>A later check uses a changed case, not a copied answer.</w:t>
       </w:r>
     </w:p>
     <w:p>
@@ -3570,6 +5621,17 @@
     </w:p>
     <w:p>
       <w:r>
+        <w:t>Use this map to navigate Hold Out Test Data, connect the goals to tasks and keep one evidence record for each attempt.</w:t>
+      </w:r>
+    </w:p>
+    <w:p>
+      <w:pPr>
+        <w:spacing w:line="336" w:lineRule="auto" w:after="180"/>
+      </w:pPr>
+      <w:r>
+        <w:rPr>
+          <w:b w:val="0"/>
+        </w:rPr>
         <w:t>Start with this question: Open the final hold-out only after recording the frozen model choice.</w:t>
       </w:r>
     </w:p>
@@ -3676,13 +5738,61 @@
       </w:tr>
     </w:tbl>
     <w:p>
-      <w:r>
-        <w:t>Remember → watch and explain → try with help → investigate → try independently → keep project evidence. Your teacher may spread this lesson across several classes.</w:t>
-      </w:r>
-    </w:p>
-    <w:p>
-      <w:r>
-        <w:t>Keep your first prediction. Compare it with what the evidence shows and explain any change.</w:t>
+      <w:pPr>
+        <w:spacing w:line="336" w:lineRule="auto" w:after="180"/>
+      </w:pPr>
+      <w:r>
+        <w:rPr>
+          <w:b w:val="0"/>
+        </w:rPr>
+        <w:t xml:space="preserve">Remember → watch and explain → try with help → investigate → try independently → keep project </w:t>
+      </w:r>
+      <w:r>
+        <w:rPr>
+          <w:b/>
+        </w:rPr>
+        <w:t>evidence</w:t>
+      </w:r>
+      <w:r>
+        <w:rPr>
+          <w:b w:val="0"/>
+        </w:rPr>
+        <w:t>. Your teacher may spread this lesson across several classes.</w:t>
+      </w:r>
+    </w:p>
+    <w:p>
+      <w:pPr>
+        <w:spacing w:line="336" w:lineRule="auto" w:after="180"/>
+      </w:pPr>
+      <w:r>
+        <w:rPr>
+          <w:b w:val="0"/>
+        </w:rPr>
+        <w:t xml:space="preserve">Keep your first </w:t>
+      </w:r>
+      <w:r>
+        <w:rPr>
+          <w:b/>
+        </w:rPr>
+        <w:t>prediction</w:t>
+      </w:r>
+      <w:r>
+        <w:rPr>
+          <w:b w:val="0"/>
+        </w:rPr>
+        <w:t xml:space="preserve">. Compare it with what the </w:t>
+      </w:r>
+      <w:r>
+        <w:rPr>
+          <w:b/>
+        </w:rPr>
+        <w:t>evidence</w:t>
+      </w:r>
+      <w:r>
+        <w:rPr>
+          <w:b w:val="0"/>
+        </w:rPr>
+        <w:t xml:space="preserve"> shows and explain any change.</w:t>
       </w:r>
     </w:p>
     <w:p>
@@ -3695,7 +5805,30 @@
     </w:p>
     <w:p>
       <w:r>
-        <w:t>Close your notes. Explain this goal in your own words: Freeze the full evaluation procedure before testing</w:t>
+        <w:t>Explain Hold Out Test Data without notes, identify a remaining question and plan a later check with a changed case.</w:t>
+      </w:r>
+    </w:p>
+    <w:p>
+      <w:pPr>
+        <w:spacing w:line="336" w:lineRule="auto" w:after="180"/>
+      </w:pPr>
+      <w:r>
+        <w:rPr>
+          <w:b w:val="0"/>
+        </w:rPr>
+        <w:t xml:space="preserve">Close your notes. Explain this goal in your own words: </w:t>
+      </w:r>
+      <w:r>
+        <w:rPr>
+          <w:b/>
+        </w:rPr>
+        <w:t>Freeze</w:t>
+      </w:r>
+      <w:r>
+        <w:rPr>
+          <w:b w:val="0"/>
+        </w:rPr>
+        <w:t xml:space="preserve"> the full evaluation procedure before testing</w:t>
       </w:r>
     </w:p>
     <w:p>
@@ -3732,13 +5865,61 @@
       </w:r>
     </w:p>
     <w:p>
-      <w:r>
-        <w:t>If you are unsure, return to the worked picture and explain one arrow. If you are ready, change an input or assumption and justify your prediction.</w:t>
-      </w:r>
-    </w:p>
-    <w:p>
-      <w:r>
-        <w:t>Save your workbook evidence. At the next review, try a different case before opening your old answer.</w:t>
+      <w:pPr>
+        <w:spacing w:line="336" w:lineRule="auto" w:after="180"/>
+      </w:pPr>
+      <w:r>
+        <w:rPr>
+          <w:b w:val="0"/>
+        </w:rPr>
+        <w:t xml:space="preserve">If you are unsure, return to the worked picture and explain one arrow. If you are ready, change an </w:t>
+      </w:r>
+      <w:r>
+        <w:rPr>
+          <w:b/>
+        </w:rPr>
+        <w:t>input</w:t>
+      </w:r>
+      <w:r>
+        <w:rPr>
+          <w:b w:val="0"/>
+        </w:rPr>
+        <w:t xml:space="preserve"> or assumption and justify your </w:t>
+      </w:r>
+      <w:r>
+        <w:rPr>
+          <w:b/>
+        </w:rPr>
+        <w:t>prediction</w:t>
+      </w:r>
+      <w:r>
+        <w:rPr>
+          <w:b w:val="0"/>
+        </w:rPr>
+        <w:t>.</w:t>
+      </w:r>
+    </w:p>
+    <w:p>
+      <w:pPr>
+        <w:spacing w:line="336" w:lineRule="auto" w:after="180"/>
+      </w:pPr>
+      <w:r>
+        <w:rPr>
+          <w:b w:val="0"/>
+        </w:rPr>
+        <w:t xml:space="preserve">Save your workbook </w:t>
+      </w:r>
+      <w:r>
+        <w:rPr>
+          <w:b/>
+        </w:rPr>
+        <w:t>evidence</w:t>
+      </w:r>
+      <w:r>
+        <w:rPr>
+          <w:b w:val="0"/>
+        </w:rPr>
+        <w:t>. At the next review, try a different case before opening your old answer.</w:t>
       </w:r>
     </w:p>
     <w:p>
@@ -3751,11 +5932,28 @@
     </w:p>
     <w:p>
       <w:r>
+        <w:t>Attempt supported questions before using hints or feedback. Review a missing building block, then keep the completed work.</w:t>
+      </w:r>
+    </w:p>
+    <w:p>
+      <w:pPr>
+        <w:spacing w:line="336" w:lineRule="auto" w:after="180"/>
+      </w:pPr>
+      <w:r>
+        <w:rPr>
+          <w:b w:val="0"/>
+        </w:rPr>
         <w:t>Use this supported practice once, in the browser or on paper. Keep the reserved independent assessment for a separate first attempt before teacher feedback.</w:t>
       </w:r>
     </w:p>
     <w:p>
-      <w:r>
+      <w:pPr>
+        <w:spacing w:line="336" w:lineRule="auto" w:after="180"/>
+      </w:pPr>
+      <w:r>
+        <w:rPr>
+          <w:b w:val="0"/>
+        </w:rPr>
         <w:t>Open the final hold-out only after recording the frozen model choice.</w:t>
       </w:r>
     </w:p>
@@ -3768,22 +5966,61 @@
       </w:r>
     </w:p>
     <w:p>
-      <w:r>
+      <w:pPr>
+        <w:spacing w:line="336" w:lineRule="auto" w:after="180"/>
+      </w:pPr>
+      <w:r>
+        <w:rPr>
+          <w:b w:val="0"/>
+        </w:rPr>
         <w:t>Which labelled step matches this detail? Report these twelve held-out cases and their collection conditions; preserve all three error records.</w:t>
       </w:r>
     </w:p>
     <w:p>
-      <w:r>
-        <w:t>1. Record freeze</w:t>
-      </w:r>
-    </w:p>
-    <w:p>
-      <w:r>
-        <w:t>2. Bound claim</w:t>
-      </w:r>
-    </w:p>
-    <w:p>
-      <w:r>
+      <w:pPr>
+        <w:spacing w:line="336" w:lineRule="auto" w:after="180"/>
+        <w:shd w:fill="F4F9FC"/>
+      </w:pPr>
+      <w:r>
+        <w:rPr>
+          <w:b w:val="0"/>
+        </w:rPr>
+        <w:t xml:space="preserve">1. Record </w:t>
+      </w:r>
+      <w:r>
+        <w:rPr>
+          <w:b/>
+        </w:rPr>
+        <w:t>freeze</w:t>
+      </w:r>
+    </w:p>
+    <w:p>
+      <w:pPr>
+        <w:spacing w:line="336" w:lineRule="auto" w:after="180"/>
+        <w:shd w:fill="F4F9FC"/>
+      </w:pPr>
+      <w:r>
+        <w:rPr>
+          <w:b w:val="0"/>
+        </w:rPr>
+        <w:t xml:space="preserve">2. Bound </w:t>
+      </w:r>
+      <w:r>
+        <w:rPr>
+          <w:b/>
+        </w:rPr>
+        <w:t>claim</w:t>
+      </w:r>
+    </w:p>
+    <w:p>
+      <w:pPr>
+        <w:spacing w:line="336" w:lineRule="auto" w:after="180"/>
+        <w:shd w:fill="F4F9FC"/>
+      </w:pPr>
+      <w:r>
+        <w:rPr>
+          <w:b w:val="0"/>
+        </w:rPr>
         <w:t>3. Calculate metrics</w:t>
       </w:r>
     </w:p>
@@ -3821,41 +6058,191 @@
       </w:r>
     </w:p>
     <w:p>
-      <w:r>
+      <w:pPr>
+        <w:pStyle w:val="Heading3"/>
+      </w:pPr>
+      <w:r>
+        <w:t>Hint · try first</w:t>
+      </w:r>
+    </w:p>
+    <w:p>
+      <w:pPr>
+        <w:spacing w:line="336" w:lineRule="auto" w:after="180"/>
+        <w:shd w:fill="F1F6F8"/>
+      </w:pPr>
+      <w:r>
+        <w:rPr>
+          <w:b w:val="0"/>
+        </w:rPr>
         <w:t>Hint if needed: Read the steps in the pictorial case. Match the supplied detail to the stage that performs or records it.</w:t>
       </w:r>
     </w:p>
     <w:p>
-      <w:r>
-        <w:t>After your attempt, compare with the supported explanation: Bound claim Report these twelve held-out cases and their collection conditions; preserve all three error records. Read the picture in order. Report these twelve held-out cases and their collection conditions; preserve all three error records. The arrows show which recorded input or intermediate result each decision uses. Explain the deciding step aloud before checking the changed case; pointing to the final answer alone does not show how it follows.</w:t>
-      </w:r>
-    </w:p>
-    <w:p>
       <w:pPr>
         <w:pStyle w:val="Heading3"/>
       </w:pPr>
       <w:r>
+        <w:t>Feedback · compare after trying</w:t>
+      </w:r>
+    </w:p>
+    <w:p>
+      <w:pPr>
+        <w:spacing w:line="336" w:lineRule="auto" w:after="180"/>
+        <w:shd w:fill="F1F6FC"/>
+      </w:pPr>
+      <w:r>
+        <w:rPr>
+          <w:b w:val="0"/>
+        </w:rPr>
+        <w:t xml:space="preserve">After your attempt, compare with the supported explanation: Bound </w:t>
+      </w:r>
+      <w:r>
+        <w:rPr>
+          <w:b/>
+        </w:rPr>
+        <w:t>claim</w:t>
+      </w:r>
+      <w:r>
+        <w:rPr>
+          <w:b w:val="0"/>
+        </w:rPr>
+        <w:t xml:space="preserve"> Report these twelve held-out cases and their collection conditions; preserve all three error records. Read the picture in order.</w:t>
+      </w:r>
+    </w:p>
+    <w:p>
+      <w:pPr>
+        <w:spacing w:line="336" w:lineRule="auto" w:after="180"/>
+        <w:shd w:fill="F1F6FC"/>
+      </w:pPr>
+      <w:r>
+        <w:rPr>
+          <w:b w:val="0"/>
+        </w:rPr>
+        <w:t xml:space="preserve">Report these twelve held-out cases and their collection conditions; preserve all three error records. The arrows show which recorded </w:t>
+      </w:r>
+      <w:r>
+        <w:rPr>
+          <w:b/>
+        </w:rPr>
+        <w:t>input</w:t>
+      </w:r>
+      <w:r>
+        <w:rPr>
+          <w:b w:val="0"/>
+        </w:rPr>
+        <w:t xml:space="preserve"> or intermediate result each decision uses.</w:t>
+      </w:r>
+    </w:p>
+    <w:p>
+      <w:pPr>
+        <w:spacing w:line="336" w:lineRule="auto" w:after="180"/>
+        <w:shd w:fill="F1F6FC"/>
+      </w:pPr>
+      <w:r>
+        <w:rPr>
+          <w:b w:val="0"/>
+        </w:rPr>
+        <w:t>Explain the deciding step aloud before checking the changed case; pointing to the final answer alone does not show how it follows.</w:t>
+      </w:r>
+    </w:p>
+    <w:p>
+      <w:pPr>
+        <w:pStyle w:val="Heading3"/>
+      </w:pPr>
+      <w:r>
         <w:t>Practice 2: explain the deciding evidence</w:t>
       </w:r>
     </w:p>
     <w:p>
-      <w:r>
+      <w:pPr>
+        <w:pStyle w:val="Heading3"/>
+      </w:pPr>
+      <w:r>
+        <w:t>Changed case · predict first</w:t>
+      </w:r>
+    </w:p>
+    <w:p>
+      <w:pPr>
+        <w:spacing w:line="336" w:lineRule="auto" w:after="180"/>
+        <w:shd w:fill="F5F1FB"/>
+      </w:pPr>
+      <w:r>
+        <w:rPr>
+          <w:b w:val="0"/>
+        </w:rPr>
         <w:t>Changed-case practice: The team changes a threshold after inspecting the false negatives. Which conclusion is supported by the supplied facts?</w:t>
       </w:r>
     </w:p>
     <w:p>
-      <w:r>
-        <w:t>1. We can decide the result without examining the changed input or the procedure.</w:t>
-      </w:r>
-    </w:p>
-    <w:p>
-      <w:r>
-        <w:t>2. This set is now development evidence for the revised model.</w:t>
-      </w:r>
-    </w:p>
-    <w:p>
-      <w:r>
-        <w:t>3. This one example guarantees correct results for every future input.</w:t>
+      <w:pPr>
+        <w:spacing w:line="336" w:lineRule="auto" w:after="180"/>
+        <w:shd w:fill="F4F9FC"/>
+      </w:pPr>
+      <w:r>
+        <w:rPr>
+          <w:b w:val="0"/>
+        </w:rPr>
+        <w:t xml:space="preserve">1. We can decide the result without examining the changed </w:t>
+      </w:r>
+      <w:r>
+        <w:rPr>
+          <w:b/>
+        </w:rPr>
+        <w:t>input</w:t>
+      </w:r>
+      <w:r>
+        <w:rPr>
+          <w:b w:val="0"/>
+        </w:rPr>
+        <w:t xml:space="preserve"> or the procedure.</w:t>
+      </w:r>
+    </w:p>
+    <w:p>
+      <w:pPr>
+        <w:spacing w:line="336" w:lineRule="auto" w:after="180"/>
+        <w:shd w:fill="F4F9FC"/>
+      </w:pPr>
+      <w:r>
+        <w:rPr>
+          <w:b w:val="0"/>
+        </w:rPr>
+        <w:t xml:space="preserve">2. This set is now development </w:t>
+      </w:r>
+      <w:r>
+        <w:rPr>
+          <w:b/>
+        </w:rPr>
+        <w:t>evidence</w:t>
+      </w:r>
+      <w:r>
+        <w:rPr>
+          <w:b w:val="0"/>
+        </w:rPr>
+        <w:t xml:space="preserve"> for the revised model.</w:t>
+      </w:r>
+    </w:p>
+    <w:p>
+      <w:pPr>
+        <w:spacing w:line="336" w:lineRule="auto" w:after="180"/>
+        <w:shd w:fill="F4F9FC"/>
+      </w:pPr>
+      <w:r>
+        <w:rPr>
+          <w:b w:val="0"/>
+        </w:rPr>
+        <w:t xml:space="preserve">3. This one example guarantees correct results for every future </w:t>
+      </w:r>
+      <w:r>
+        <w:rPr>
+          <w:b/>
+        </w:rPr>
+        <w:t>input</w:t>
+      </w:r>
+      <w:r>
+        <w:rPr>
+          <w:b w:val="0"/>
+        </w:rPr>
+        <w:t>.</w:t>
       </w:r>
     </w:p>
     <w:p>
@@ -3892,36 +6279,189 @@
       </w:r>
     </w:p>
     <w:p>
-      <w:r>
+      <w:pPr>
+        <w:pStyle w:val="Heading3"/>
+      </w:pPr>
+      <w:r>
+        <w:t>Hint · try first</w:t>
+      </w:r>
+    </w:p>
+    <w:p>
+      <w:pPr>
+        <w:spacing w:line="336" w:lineRule="auto" w:after="180"/>
+        <w:shd w:fill="F1F6F8"/>
+      </w:pPr>
+      <w:r>
+        <w:rPr>
+          <w:b w:val="0"/>
+        </w:rPr>
         <w:t>Hint if needed: Use the changed condition and the deciding step in the pictorial trace. The answer must say what follows from those facts.</w:t>
       </w:r>
     </w:p>
     <w:p>
-      <w:r>
-        <w:t>After your attempt, compare with the supported explanation: This set is now development evidence for the revised model. Using final outcomes to change the model breaks the untouched hold-out role.</w:t>
-      </w:r>
-    </w:p>
-    <w:p>
       <w:pPr>
         <w:pStyle w:val="Heading3"/>
       </w:pPr>
       <w:r>
+        <w:t>Feedback · compare after trying</w:t>
+      </w:r>
+    </w:p>
+    <w:p>
+      <w:pPr>
+        <w:spacing w:line="336" w:lineRule="auto" w:after="180"/>
+        <w:shd w:fill="F1F6FC"/>
+      </w:pPr>
+      <w:r>
+        <w:rPr>
+          <w:b w:val="0"/>
+        </w:rPr>
+        <w:t xml:space="preserve">After your attempt, compare with the supported explanation: This set is now development </w:t>
+      </w:r>
+      <w:r>
+        <w:rPr>
+          <w:b/>
+        </w:rPr>
+        <w:t>evidence</w:t>
+      </w:r>
+      <w:r>
+        <w:rPr>
+          <w:b w:val="0"/>
+        </w:rPr>
+        <w:t xml:space="preserve"> for the revised model. Using final outcomes to change the model breaks the untouched hold-out role.</w:t>
+      </w:r>
+    </w:p>
+    <w:p>
+      <w:pPr>
+        <w:pStyle w:val="Heading3"/>
+      </w:pPr>
+      <w:r>
         <w:t>Repair a missing building block</w:t>
       </w:r>
     </w:p>
     <w:p>
-      <w:r>
-        <w:t>Review Train a Regression Model (ai-4/22). Goal: Fit a line from a declared training candidate set. Short practice: May day3’s evaluation label choose the candidate line? Point to the relevant step in the picture, then write the changed result and the rule or evidence that supports it.. Return to this week and explain what you changed.</w:t>
-      </w:r>
-    </w:p>
-    <w:p>
-      <w:r>
-        <w:t>Review Mean, Median, and Baselines (ai-4/20). Goal: Fit mean and median constant baselines on training targets. Short practice: Does either original baseline win under evaluation MAE? Point to the relevant step in the picture, then write the changed result and the rule or evidence that supports it.. Return to this week and explain what you changed.</w:t>
-      </w:r>
-    </w:p>
-    <w:p>
-      <w:r>
-        <w:t>Review Precision and Recall (ai-4/17). Goal: Choose the denominator that answers the question. Short practice: Were the original precision and recall denominators the same? Point to the relevant step in the picture, then write the changed result and the rule or evidence that supports it.. Return to this week and explain what you changed.</w:t>
+      <w:pPr>
+        <w:spacing w:line="336" w:lineRule="auto" w:after="180"/>
+      </w:pPr>
+      <w:r>
+        <w:rPr>
+          <w:b w:val="0"/>
+        </w:rPr>
+        <w:t xml:space="preserve">Review Train a Regression Model (ai-4/22). Goal: Fit a line from a declared </w:t>
+      </w:r>
+      <w:r>
+        <w:rPr>
+          <w:b/>
+        </w:rPr>
+        <w:t>training</w:t>
+      </w:r>
+      <w:r>
+        <w:rPr>
+          <w:b w:val="0"/>
+        </w:rPr>
+        <w:t xml:space="preserve"> candidate set. Short practice: May day3’s evaluation label choose the candidate line?</w:t>
+      </w:r>
+    </w:p>
+    <w:p>
+      <w:pPr>
+        <w:spacing w:line="336" w:lineRule="auto" w:after="180"/>
+      </w:pPr>
+      <w:r>
+        <w:rPr>
+          <w:b w:val="0"/>
+        </w:rPr>
+        <w:t xml:space="preserve">Point to the relevant step in the picture, then write the changed result and the rule or </w:t>
+      </w:r>
+      <w:r>
+        <w:rPr>
+          <w:b/>
+        </w:rPr>
+        <w:t>evidence</w:t>
+      </w:r>
+      <w:r>
+        <w:rPr>
+          <w:b w:val="0"/>
+        </w:rPr>
+        <w:t xml:space="preserve"> that supports it.. Return to this week and explain what you changed.</w:t>
+      </w:r>
+    </w:p>
+    <w:p>
+      <w:pPr>
+        <w:spacing w:line="336" w:lineRule="auto" w:after="180"/>
+      </w:pPr>
+      <w:r>
+        <w:rPr>
+          <w:b w:val="0"/>
+        </w:rPr>
+        <w:t xml:space="preserve">Review Mean, Median, and Baselines (ai-4/20). Goal: Fit mean and median constant baselines on </w:t>
+      </w:r>
+      <w:r>
+        <w:rPr>
+          <w:b/>
+        </w:rPr>
+        <w:t>training</w:t>
+      </w:r>
+      <w:r>
+        <w:rPr>
+          <w:b w:val="0"/>
+        </w:rPr>
+        <w:t xml:space="preserve"> targets. Short practice: Does either original baseline win under evaluation MAE?</w:t>
+      </w:r>
+    </w:p>
+    <w:p>
+      <w:pPr>
+        <w:spacing w:line="336" w:lineRule="auto" w:after="180"/>
+      </w:pPr>
+      <w:r>
+        <w:rPr>
+          <w:b w:val="0"/>
+        </w:rPr>
+        <w:t xml:space="preserve">Point to the relevant step in the picture, then write the changed result and the rule or </w:t>
+      </w:r>
+      <w:r>
+        <w:rPr>
+          <w:b/>
+        </w:rPr>
+        <w:t>evidence</w:t>
+      </w:r>
+      <w:r>
+        <w:rPr>
+          <w:b w:val="0"/>
+        </w:rPr>
+        <w:t xml:space="preserve"> that supports it.. Return to this week and explain what you changed.</w:t>
+      </w:r>
+    </w:p>
+    <w:p>
+      <w:pPr>
+        <w:spacing w:line="336" w:lineRule="auto" w:after="180"/>
+      </w:pPr>
+      <w:r>
+        <w:rPr>
+          <w:b w:val="0"/>
+        </w:rPr>
+        <w:t>Review Precision and Recall (ai-4/17). Goal: Choose the denominator that answers the question. Short practice: Were the original precision and recall denominators the same?</w:t>
+      </w:r>
+    </w:p>
+    <w:p>
+      <w:pPr>
+        <w:spacing w:line="336" w:lineRule="auto" w:after="180"/>
+      </w:pPr>
+      <w:r>
+        <w:rPr>
+          <w:b w:val="0"/>
+        </w:rPr>
+        <w:t xml:space="preserve">Point to the relevant step in the picture, then write the changed result and the rule or </w:t>
+      </w:r>
+      <w:r>
+        <w:rPr>
+          <w:b/>
+        </w:rPr>
+        <w:t>evidence</w:t>
+      </w:r>
+      <w:r>
+        <w:rPr>
+          <w:b w:val="0"/>
+        </w:rPr>
+        <w:t xml:space="preserve"> that supports it.. Return to this week and explain what you changed.</w:t>
       </w:r>
     </w:p>
     <w:p>
@@ -3933,8 +6473,686 @@
       </w:r>
     </w:p>
     <w:p>
-      <w:r>
-        <w:t>Use Download completed work in the hosted lesson to export your answers, reflections, practice feedback and code-run evidence. Open the HTML copy to read or print it. Drafts stay in this browser when storage is available; clear drafts on a shared device.</w:t>
+      <w:pPr>
+        <w:spacing w:line="336" w:lineRule="auto" w:after="180"/>
+      </w:pPr>
+      <w:r>
+        <w:rPr>
+          <w:b w:val="0"/>
+        </w:rPr>
+        <w:t xml:space="preserve">Use Download completed work in the hosted lesson to export your answers, reflections, practice feedback and code-run </w:t>
+      </w:r>
+      <w:r>
+        <w:rPr>
+          <w:b/>
+        </w:rPr>
+        <w:t>evidence</w:t>
+      </w:r>
+      <w:r>
+        <w:rPr>
+          <w:b w:val="0"/>
+        </w:rPr>
+        <w:t>. Open the HTML copy to read or print it.</w:t>
+      </w:r>
+    </w:p>
+    <w:p>
+      <w:pPr>
+        <w:spacing w:line="336" w:lineRule="auto" w:after="180"/>
+      </w:pPr>
+      <w:r>
+        <w:rPr>
+          <w:b w:val="0"/>
+        </w:rPr>
+        <w:t>Drafts stay in this browser when storage is available; clear drafts on a shared device.</w:t>
+      </w:r>
+    </w:p>
+    <w:p>
+      <w:pPr>
+        <w:pStyle w:val="Heading1"/>
+      </w:pPr>
+      <w:r>
+        <w:t>18. Visual concept journey</w:t>
+      </w:r>
+    </w:p>
+    <w:p>
+      <w:r>
+        <w:t>Explain each Hold Out Test Data graphic using its labels, deciding evidence and relevant limitation.</w:t>
+      </w:r>
+    </w:p>
+    <w:p>
+      <w:pPr>
+        <w:pStyle w:val="Heading3"/>
+      </w:pPr>
+      <w:r>
+        <w:t>01. Hold Out Test Data: the case</w:t>
+      </w:r>
+    </w:p>
+    <w:p>
+      <w:r>
+        <w:drawing>
+          <wp:inline xmlns:a="http://schemas.openxmlformats.org/drawingml/2006/main" xmlns:pic="http://schemas.openxmlformats.org/drawingml/2006/picture">
+            <wp:extent cx="5486400" cy="2990088"/>
+            <wp:docPr id="23" name="Picture 23" descr="Open the final hold-out only after recording the frozen model choice. Supplied facts: Frozen plant classifier evaluates12 new grouped leaves: TP 3, FN 1, FP 2, TN 6. Positive means spotted. All inputs and outcomes in this worked example are invented classroom data; no real model run is claimed."/>
+            <wp:cNvGraphicFramePr>
+              <a:graphicFrameLocks noChangeAspect="1"/>
+            </wp:cNvGraphicFramePr>
+            <a:graphic>
+              <a:graphicData uri="http://schemas.openxmlformats.org/drawingml/2006/picture">
+                <pic:pic>
+                  <pic:nvPicPr>
+                    <pic:cNvPr id="0" name="academy-story-ai-4-23-01.png"/>
+                    <pic:cNvPicPr/>
+                  </pic:nvPicPr>
+                  <pic:blipFill>
+                    <a:blip r:embed="rId30"/>
+                    <a:stretch>
+                      <a:fillRect/>
+                    </a:stretch>
+                  </pic:blipFill>
+                  <pic:spPr>
+                    <a:xfrm>
+                      <a:off x="0" y="0"/>
+                      <a:ext cx="5486400" cy="2990088"/>
+                    </a:xfrm>
+                    <a:prstGeom prst="rect"/>
+                  </pic:spPr>
+                </pic:pic>
+              </a:graphicData>
+            </a:graphic>
+          </wp:inline>
+        </w:drawing>
+      </w:r>
+    </w:p>
+    <w:p>
+      <w:pPr>
+        <w:spacing w:line="336" w:lineRule="auto" w:after="180"/>
+      </w:pPr>
+      <w:r>
+        <w:rPr>
+          <w:b w:val="0"/>
+        </w:rPr>
+        <w:t>Open the final hold-out only after recording the frozen model choice. Supplied facts: Frozen plant classifier evaluates12 new grouped leaves: TP 3, FN 1, FP 2, TN 6. Positive means spotted.</w:t>
+      </w:r>
+    </w:p>
+    <w:p>
+      <w:pPr>
+        <w:spacing w:line="336" w:lineRule="auto" w:after="180"/>
+      </w:pPr>
+      <w:r>
+        <w:rPr>
+          <w:b w:val="0"/>
+        </w:rPr>
+        <w:t xml:space="preserve">All </w:t>
+      </w:r>
+      <w:r>
+        <w:rPr>
+          <w:b/>
+        </w:rPr>
+        <w:t>input</w:t>
+      </w:r>
+      <w:r>
+        <w:rPr>
+          <w:b w:val="0"/>
+        </w:rPr>
+        <w:t xml:space="preserve">s and outcomes in this worked example are invented classroom data; no real model run is </w:t>
+      </w:r>
+      <w:r>
+        <w:rPr>
+          <w:b/>
+        </w:rPr>
+        <w:t>claim</w:t>
+      </w:r>
+      <w:r>
+        <w:rPr>
+          <w:b w:val="0"/>
+        </w:rPr>
+        <w:t>ed.</w:t>
+      </w:r>
+    </w:p>
+    <w:p>
+      <w:pPr>
+        <w:spacing w:line="336" w:lineRule="auto" w:after="180"/>
+        <w:shd w:fill="F5F1FB"/>
+      </w:pPr>
+      <w:r>
+        <w:rPr>
+          <w:b w:val="0"/>
+        </w:rPr>
+        <w:t>Point to the given fact that matters most. Explain why it matters.</w:t>
+      </w:r>
+    </w:p>
+    <w:p>
+      <w:pPr>
+        <w:pStyle w:val="Heading3"/>
+      </w:pPr>
+      <w:r>
+        <w:t>02. Follow the deciding steps</w:t>
+      </w:r>
+    </w:p>
+    <w:p>
+      <w:r>
+        <w:drawing>
+          <wp:inline xmlns:a="http://schemas.openxmlformats.org/drawingml/2006/main" xmlns:pic="http://schemas.openxmlformats.org/drawingml/2006/picture">
+            <wp:extent cx="5486400" cy="3337560"/>
+            <wp:docPr id="24" name="Picture 24" descr="Record freeze: Record model version and choices before reading these final references. → Calculate metrics: Accuracy9/12=75%; precision3/5=60%; recall3/4=75%. → Bound claim: Report these twelve held-out cases and their collection conditions; preserve all three error records."/>
+            <wp:cNvGraphicFramePr>
+              <a:graphicFrameLocks noChangeAspect="1"/>
+            </wp:cNvGraphicFramePr>
+            <a:graphic>
+              <a:graphicData uri="http://schemas.openxmlformats.org/drawingml/2006/picture">
+                <pic:pic>
+                  <pic:nvPicPr>
+                    <pic:cNvPr id="0" name="academy-story-ai-4-23-02.png"/>
+                    <pic:cNvPicPr/>
+                  </pic:nvPicPr>
+                  <pic:blipFill>
+                    <a:blip r:embed="rId31"/>
+                    <a:stretch>
+                      <a:fillRect/>
+                    </a:stretch>
+                  </pic:blipFill>
+                  <pic:spPr>
+                    <a:xfrm>
+                      <a:off x="0" y="0"/>
+                      <a:ext cx="5486400" cy="3337560"/>
+                    </a:xfrm>
+                    <a:prstGeom prst="rect"/>
+                  </pic:spPr>
+                </pic:pic>
+              </a:graphicData>
+            </a:graphic>
+          </wp:inline>
+        </w:drawing>
+      </w:r>
+    </w:p>
+    <w:p>
+      <w:pPr>
+        <w:spacing w:line="336" w:lineRule="auto" w:after="180"/>
+      </w:pPr>
+      <w:r>
+        <w:rPr>
+          <w:b w:val="0"/>
+        </w:rPr>
+        <w:t xml:space="preserve">Record </w:t>
+      </w:r>
+      <w:r>
+        <w:rPr>
+          <w:b/>
+        </w:rPr>
+        <w:t>freeze</w:t>
+      </w:r>
+      <w:r>
+        <w:rPr>
+          <w:b w:val="0"/>
+        </w:rPr>
+        <w:t>: Record model version and choices before reading these final references. → Calculate metrics: Accuracy9/12=75%; precision3/5=</w:t>
+      </w:r>
+      <w:r>
+        <w:rPr>
+          <w:b/>
+        </w:rPr>
+        <w:t>60%</w:t>
+      </w:r>
+      <w:r>
+        <w:rPr>
+          <w:b w:val="0"/>
+        </w:rPr>
+        <w:t xml:space="preserve">; recall3/4=75%. → Bound </w:t>
+      </w:r>
+      <w:r>
+        <w:rPr>
+          <w:b/>
+        </w:rPr>
+        <w:t>claim</w:t>
+      </w:r>
+      <w:r>
+        <w:rPr>
+          <w:b w:val="0"/>
+        </w:rPr>
+        <w:t>: Report these twelve held-out cases and their collection conditions; preserve all three error records.</w:t>
+      </w:r>
+    </w:p>
+    <w:p>
+      <w:pPr>
+        <w:spacing w:line="336" w:lineRule="auto" w:after="180"/>
+        <w:shd w:fill="F5F1FB"/>
+      </w:pPr>
+      <w:r>
+        <w:rPr>
+          <w:b w:val="0"/>
+        </w:rPr>
+        <w:t xml:space="preserve">Point to each numbered stage and explain which recorded </w:t>
+      </w:r>
+      <w:r>
+        <w:rPr>
+          <w:b/>
+        </w:rPr>
+        <w:t>input</w:t>
+      </w:r>
+      <w:r>
+        <w:rPr>
+          <w:b w:val="0"/>
+        </w:rPr>
+        <w:t xml:space="preserve"> it uses.</w:t>
+      </w:r>
+    </w:p>
+    <w:p>
+      <w:pPr>
+        <w:pStyle w:val="Heading3"/>
+      </w:pPr>
+      <w:r>
+        <w:t>03. Frozen final-test results</w:t>
+      </w:r>
+    </w:p>
+    <w:p>
+      <w:r>
+        <w:drawing>
+          <wp:inline xmlns:a="http://schemas.openxmlformats.org/drawingml/2006/main" xmlns:pic="http://schemas.openxmlformats.org/drawingml/2006/picture">
+            <wp:extent cx="5486400" cy="3096768"/>
+            <wp:docPr id="25" name="Picture 25" descr="Frozen final-test results. actual spotted: predicted spotted = 3, predicted healthy = 1. actual healthy: predicted spotted = 2, predicted healthy = 6."/>
+            <wp:cNvGraphicFramePr>
+              <a:graphicFrameLocks noChangeAspect="1"/>
+            </wp:cNvGraphicFramePr>
+            <a:graphic>
+              <a:graphicData uri="http://schemas.openxmlformats.org/drawingml/2006/picture">
+                <pic:pic>
+                  <pic:nvPicPr>
+                    <pic:cNvPr id="0" name="academy-story-ai-4-23-03.png"/>
+                    <pic:cNvPicPr/>
+                  </pic:nvPicPr>
+                  <pic:blipFill>
+                    <a:blip r:embed="rId32"/>
+                    <a:stretch>
+                      <a:fillRect/>
+                    </a:stretch>
+                  </pic:blipFill>
+                  <pic:spPr>
+                    <a:xfrm>
+                      <a:off x="0" y="0"/>
+                      <a:ext cx="5486400" cy="3096768"/>
+                    </a:xfrm>
+                    <a:prstGeom prst="rect"/>
+                  </pic:spPr>
+                </pic:pic>
+              </a:graphicData>
+            </a:graphic>
+          </wp:inline>
+        </w:drawing>
+      </w:r>
+    </w:p>
+    <w:p>
+      <w:pPr>
+        <w:spacing w:line="336" w:lineRule="auto" w:after="180"/>
+      </w:pPr>
+      <w:r>
+        <w:rPr>
+          <w:b w:val="0"/>
+        </w:rPr>
+        <w:t>Frozen final-test results. actual spotted: predicted spotted = 3, predicted healthy = 1. actual healthy: predicted spotted = 2, predicted healthy = 6.</w:t>
+      </w:r>
+    </w:p>
+    <w:p>
+      <w:pPr>
+        <w:spacing w:line="336" w:lineRule="auto" w:after="180"/>
+        <w:shd w:fill="F5F1FB"/>
+      </w:pPr>
+      <w:r>
+        <w:rPr>
+          <w:b w:val="0"/>
+        </w:rPr>
+        <w:t>Read the labels and values. Explain the relationship the model shows.</w:t>
+      </w:r>
+    </w:p>
+    <w:p>
+      <w:pPr>
+        <w:pStyle w:val="Heading3"/>
+      </w:pPr>
+      <w:r>
+        <w:t>04. Change one thing. Trace what follows.</w:t>
+      </w:r>
+    </w:p>
+    <w:p>
+      <w:r>
+        <w:drawing>
+          <wp:inline xmlns:a="http://schemas.openxmlformats.org/drawingml/2006/main" xmlns:pic="http://schemas.openxmlformats.org/drawingml/2006/picture">
+            <wp:extent cx="5486400" cy="3041904"/>
+            <wp:docPr id="26" name="Picture 26" descr="Original case: Report these twelve held-out cases and their collection conditions; preserve all three error records. Changed condition: The team changes a threshold after inspecting the false negatives. Expected result: This set is now development evidence for the revised model. Reason: Using final outcomes to change the model breaks the untouched hold-out role."/>
+            <wp:cNvGraphicFramePr>
+              <a:graphicFrameLocks noChangeAspect="1"/>
+            </wp:cNvGraphicFramePr>
+            <a:graphic>
+              <a:graphicData uri="http://schemas.openxmlformats.org/drawingml/2006/picture">
+                <pic:pic>
+                  <pic:nvPicPr>
+                    <pic:cNvPr id="0" name="academy-story-ai-4-23-04.png"/>
+                    <pic:cNvPicPr/>
+                  </pic:nvPicPr>
+                  <pic:blipFill>
+                    <a:blip r:embed="rId33"/>
+                    <a:stretch>
+                      <a:fillRect/>
+                    </a:stretch>
+                  </pic:blipFill>
+                  <pic:spPr>
+                    <a:xfrm>
+                      <a:off x="0" y="0"/>
+                      <a:ext cx="5486400" cy="3041904"/>
+                    </a:xfrm>
+                    <a:prstGeom prst="rect"/>
+                  </pic:spPr>
+                </pic:pic>
+              </a:graphicData>
+            </a:graphic>
+          </wp:inline>
+        </w:drawing>
+      </w:r>
+    </w:p>
+    <w:p>
+      <w:pPr>
+        <w:spacing w:line="336" w:lineRule="auto" w:after="180"/>
+      </w:pPr>
+      <w:r>
+        <w:rPr>
+          <w:b w:val="0"/>
+        </w:rPr>
+        <w:t>Original case: Report these twelve held-out cases and their collection conditions; preserve all three error records. Changed condition: The team changes a threshold after inspecting the false negatives.</w:t>
+      </w:r>
+    </w:p>
+    <w:p>
+      <w:pPr>
+        <w:spacing w:line="336" w:lineRule="auto" w:after="180"/>
+      </w:pPr>
+      <w:r>
+        <w:rPr>
+          <w:b w:val="0"/>
+        </w:rPr>
+        <w:t xml:space="preserve">Expected result: This set is now development </w:t>
+      </w:r>
+      <w:r>
+        <w:rPr>
+          <w:b/>
+        </w:rPr>
+        <w:t>evidence</w:t>
+      </w:r>
+      <w:r>
+        <w:rPr>
+          <w:b w:val="0"/>
+        </w:rPr>
+        <w:t xml:space="preserve"> for the revised model. Reason: Using final outcomes to change the model breaks the untouched hold-out role.</w:t>
+      </w:r>
+    </w:p>
+    <w:p>
+      <w:pPr>
+        <w:spacing w:line="336" w:lineRule="auto" w:after="180"/>
+        <w:shd w:fill="F5F1FB"/>
+      </w:pPr>
+      <w:r>
+        <w:rPr>
+          <w:b w:val="0"/>
+        </w:rPr>
+        <w:t>Predict before checking the worked changed-case result. Name what changed and what the supplied facts allow you to conclude.</w:t>
+      </w:r>
+    </w:p>
+    <w:p>
+      <w:pPr>
+        <w:pStyle w:val="Heading3"/>
+      </w:pPr>
+      <w:r>
+        <w:t>05. Connect the explanation to its limit</w:t>
+      </w:r>
+    </w:p>
+    <w:p>
+      <w:r>
+        <w:drawing>
+          <wp:inline xmlns:a="http://schemas.openxmlformats.org/drawingml/2006/main" xmlns:pic="http://schemas.openxmlformats.org/drawingml/2006/picture">
+            <wp:extent cx="5486400" cy="2834640"/>
+            <wp:docPr id="27" name="Picture 27" descr="Read the picture in order. Report these twelve held-out cases and their collection conditions; preserve all three error records. The arrows show which recorded input or intermediate result each decision uses. Explain the deciding step aloud before checking the changed case; pointing to the final answer alone does not show how it follows. Limit: A hold-out can still be unrepresentative, too small or badly labelled; separation alone does not guarantee reliable estimates."/>
+            <wp:cNvGraphicFramePr>
+              <a:graphicFrameLocks noChangeAspect="1"/>
+            </wp:cNvGraphicFramePr>
+            <a:graphic>
+              <a:graphicData uri="http://schemas.openxmlformats.org/drawingml/2006/picture">
+                <pic:pic>
+                  <pic:nvPicPr>
+                    <pic:cNvPr id="0" name="academy-story-ai-4-23-05.png"/>
+                    <pic:cNvPicPr/>
+                  </pic:nvPicPr>
+                  <pic:blipFill>
+                    <a:blip r:embed="rId34"/>
+                    <a:stretch>
+                      <a:fillRect/>
+                    </a:stretch>
+                  </pic:blipFill>
+                  <pic:spPr>
+                    <a:xfrm>
+                      <a:off x="0" y="0"/>
+                      <a:ext cx="5486400" cy="2834640"/>
+                    </a:xfrm>
+                    <a:prstGeom prst="rect"/>
+                  </pic:spPr>
+                </pic:pic>
+              </a:graphicData>
+            </a:graphic>
+          </wp:inline>
+        </w:drawing>
+      </w:r>
+    </w:p>
+    <w:p>
+      <w:pPr>
+        <w:spacing w:line="336" w:lineRule="auto" w:after="180"/>
+      </w:pPr>
+      <w:r>
+        <w:rPr>
+          <w:b w:val="0"/>
+        </w:rPr>
+        <w:t xml:space="preserve">Read the picture in order. Report these twelve held-out cases and their collection conditions; preserve all three error records. The arrows show which recorded </w:t>
+      </w:r>
+      <w:r>
+        <w:rPr>
+          <w:b/>
+        </w:rPr>
+        <w:t>input</w:t>
+      </w:r>
+      <w:r>
+        <w:rPr>
+          <w:b w:val="0"/>
+        </w:rPr>
+        <w:t xml:space="preserve"> or intermediate result each decision uses.</w:t>
+      </w:r>
+    </w:p>
+    <w:p>
+      <w:pPr>
+        <w:spacing w:line="336" w:lineRule="auto" w:after="180"/>
+      </w:pPr>
+      <w:r>
+        <w:rPr>
+          <w:b w:val="0"/>
+        </w:rPr>
+        <w:t>Explain the deciding step aloud before checking the changed case; pointing to the final answer alone does not show how it follows.</w:t>
+      </w:r>
+    </w:p>
+    <w:p>
+      <w:pPr>
+        <w:spacing w:line="336" w:lineRule="auto" w:after="180"/>
+      </w:pPr>
+      <w:r>
+        <w:rPr>
+          <w:b w:val="0"/>
+        </w:rPr>
+        <w:t>Limit: A hold-out can still be unrepresentative, too small or badly labelled; separation alone does not guarantee reliable estimates.</w:t>
+      </w:r>
+    </w:p>
+    <w:p>
+      <w:pPr>
+        <w:spacing w:line="336" w:lineRule="auto" w:after="180"/>
+        <w:shd w:fill="F5F1FB"/>
+      </w:pPr>
+      <w:r>
+        <w:rPr>
+          <w:b w:val="0"/>
+        </w:rPr>
+        <w:t xml:space="preserve">Explain the case, then point to a limit on the </w:t>
+      </w:r>
+      <w:r>
+        <w:rPr>
+          <w:b/>
+        </w:rPr>
+        <w:t>claim</w:t>
+      </w:r>
+      <w:r>
+        <w:rPr>
+          <w:b w:val="0"/>
+        </w:rPr>
+        <w:t>.</w:t>
+      </w:r>
+    </w:p>
+    <w:p>
+      <w:pPr>
+        <w:pStyle w:val="Heading3"/>
+      </w:pPr>
+      <w:r>
+        <w:t>06. Make the idea visible in your project</w:t>
+      </w:r>
+    </w:p>
+    <w:p>
+      <w:r>
+        <w:drawing>
+          <wp:inline xmlns:a="http://schemas.openxmlformats.org/drawingml/2006/main" xmlns:pic="http://schemas.openxmlformats.org/drawingml/2006/picture">
+            <wp:extent cx="5486400" cy="3681984"/>
+            <wp:docPr id="28" name="Picture 28" descr="For your Responsible Plant Classifier, save the input, procedure, observed result and limitation of this check. Label this worked example as practice; use a different, previously unreviewed case when checking independent understanding. Draw your input, deciding step, result and limit. Supported question: What is needed for an honest final claim about the revised version? Point to the relevant step in the picture, then write the changed result and the rule or evidence that supports it."/>
+            <wp:cNvGraphicFramePr>
+              <a:graphicFrameLocks noChangeAspect="1"/>
+            </wp:cNvGraphicFramePr>
+            <a:graphic>
+              <a:graphicData uri="http://schemas.openxmlformats.org/drawingml/2006/picture">
+                <pic:pic>
+                  <pic:nvPicPr>
+                    <pic:cNvPr id="0" name="academy-story-ai-4-23-06.png"/>
+                    <pic:cNvPicPr/>
+                  </pic:nvPicPr>
+                  <pic:blipFill>
+                    <a:blip r:embed="rId35"/>
+                    <a:stretch>
+                      <a:fillRect/>
+                    </a:stretch>
+                  </pic:blipFill>
+                  <pic:spPr>
+                    <a:xfrm>
+                      <a:off x="0" y="0"/>
+                      <a:ext cx="5486400" cy="3681984"/>
+                    </a:xfrm>
+                    <a:prstGeom prst="rect"/>
+                  </pic:spPr>
+                </pic:pic>
+              </a:graphicData>
+            </a:graphic>
+          </wp:inline>
+        </w:drawing>
+      </w:r>
+    </w:p>
+    <w:p>
+      <w:pPr>
+        <w:spacing w:line="336" w:lineRule="auto" w:after="180"/>
+      </w:pPr>
+      <w:r>
+        <w:rPr>
+          <w:b w:val="0"/>
+        </w:rPr>
+        <w:t xml:space="preserve">For your Responsible Plant Classifier, save the </w:t>
+      </w:r>
+      <w:r>
+        <w:rPr>
+          <w:b/>
+        </w:rPr>
+        <w:t>input</w:t>
+      </w:r>
+      <w:r>
+        <w:rPr>
+          <w:b w:val="0"/>
+        </w:rPr>
+        <w:t>, procedure, observed result and limitation of this check.</w:t>
+      </w:r>
+    </w:p>
+    <w:p>
+      <w:pPr>
+        <w:spacing w:line="336" w:lineRule="auto" w:after="180"/>
+      </w:pPr>
+      <w:r>
+        <w:rPr>
+          <w:b w:val="0"/>
+        </w:rPr>
+        <w:t xml:space="preserve">Label this worked example as practice; use a different, previously unreviewed case when checking independent understanding. Draw your </w:t>
+      </w:r>
+      <w:r>
+        <w:rPr>
+          <w:b/>
+        </w:rPr>
+        <w:t>input</w:t>
+      </w:r>
+      <w:r>
+        <w:rPr>
+          <w:b w:val="0"/>
+        </w:rPr>
+        <w:t>, deciding step, result and limit.</w:t>
+      </w:r>
+    </w:p>
+    <w:p>
+      <w:pPr>
+        <w:spacing w:line="336" w:lineRule="auto" w:after="180"/>
+      </w:pPr>
+      <w:r>
+        <w:rPr>
+          <w:b w:val="0"/>
+        </w:rPr>
+        <w:t xml:space="preserve">Supported question: What is needed for an honest final </w:t>
+      </w:r>
+      <w:r>
+        <w:rPr>
+          <w:b/>
+        </w:rPr>
+        <w:t>claim</w:t>
+      </w:r>
+      <w:r>
+        <w:rPr>
+          <w:b w:val="0"/>
+        </w:rPr>
+        <w:t xml:space="preserve"> about the revised version? Point to the relevant step in the picture, then write the changed result and the rule or </w:t>
+      </w:r>
+      <w:r>
+        <w:rPr>
+          <w:b/>
+        </w:rPr>
+        <w:t>evidence</w:t>
+      </w:r>
+      <w:r>
+        <w:rPr>
+          <w:b w:val="0"/>
+        </w:rPr>
+        <w:t xml:space="preserve"> that supports it.</w:t>
+      </w:r>
+    </w:p>
+    <w:p>
+      <w:pPr>
+        <w:spacing w:line="336" w:lineRule="auto" w:after="180"/>
+        <w:shd w:fill="F5F1FB"/>
+      </w:pPr>
+      <w:r>
+        <w:rPr>
+          <w:b w:val="0"/>
+        </w:rPr>
+        <w:t xml:space="preserve">Draw your project trace and justify the deciding step using </w:t>
+      </w:r>
+      <w:r>
+        <w:rPr>
+          <w:b/>
+        </w:rPr>
+        <w:t>evidence</w:t>
+      </w:r>
+      <w:r>
+        <w:rPr>
+          <w:b w:val="0"/>
+        </w:rPr>
+        <w:t>.</w:t>
       </w:r>
     </w:p>
     <w:sectPr>
